--- a/docs/01_프로젝트_기획서.docx
+++ b/docs/01_프로젝트_기획서.docx
@@ -7,12 +7,6 @@
         <w:pStyle w:val="Title"/>
       </w:pPr>
       <w:r>
-        <w:rPr>
-          <w:rFonts w:ascii="맑은 고딕" w:hAnsi="맑은 고딕" w:eastAsia="맑은 고딕"/>
-          <w:b/>
-          <w:color w:val="1F3864"/>
-          <w:sz w:val="36"/>
-        </w:rPr>
         <w:t>엔진 인터페이스 옵션 통합 관리·분석 도구 — 프로젝트 기획서</w:t>
       </w:r>
     </w:p>
@@ -30,7 +24,6 @@
         <w:tc>
           <w:tcPr>
             <w:tcW w:type="dxa" w:w="4320"/>
-            <w:shd w:val="clear" w:color="auto" w:fill="E8EEF6"/>
           </w:tcPr>
           <w:p>
             <w:r>
@@ -40,9 +33,7 @@
             </w:r>
             <w:r>
               <w:rPr>
-                <w:rFonts w:ascii="맑은 고딕" w:hAnsi="맑은 고딕" w:eastAsia="맑은 고딕"/>
                 <w:b/>
-                <w:sz w:val="19"/>
               </w:rPr>
               <w:t>항목</w:t>
             </w:r>
@@ -51,7 +42,6 @@
         <w:tc>
           <w:tcPr>
             <w:tcW w:type="dxa" w:w="4320"/>
-            <w:shd w:val="clear" w:color="auto" w:fill="E8EEF6"/>
           </w:tcPr>
           <w:p>
             <w:r>
@@ -61,9 +51,7 @@
             </w:r>
             <w:r>
               <w:rPr>
-                <w:rFonts w:ascii="맑은 고딕" w:hAnsi="맑은 고딕" w:eastAsia="맑은 고딕"/>
                 <w:b/>
-                <w:sz w:val="19"/>
               </w:rPr>
               <w:t>내용</w:t>
             </w:r>
@@ -78,10 +66,6 @@
           <w:p>
             <w:r/>
             <w:r>
-              <w:rPr>
-                <w:rFonts w:ascii="맑은 고딕" w:hAnsi="맑은 고딕" w:eastAsia="맑은 고딕"/>
-                <w:sz w:val="19"/>
-              </w:rPr>
               <w:t>리포</w:t>
             </w:r>
           </w:p>
@@ -93,10 +77,6 @@
           <w:p>
             <w:r/>
             <w:r>
-              <w:rPr>
-                <w:rFonts w:ascii="맑은 고딕" w:hAnsi="맑은 고딕" w:eastAsia="맑은 고딕"/>
-                <w:sz w:val="19"/>
-              </w:rPr>
               <w:t>data09-19</w:t>
             </w:r>
           </w:p>
@@ -110,10 +90,6 @@
           <w:p>
             <w:r/>
             <w:r>
-              <w:rPr>
-                <w:rFonts w:ascii="맑은 고딕" w:hAnsi="맑은 고딕" w:eastAsia="맑은 고딕"/>
-                <w:sz w:val="19"/>
-              </w:rPr>
               <w:t>제출자</w:t>
             </w:r>
           </w:p>
@@ -125,10 +101,6 @@
           <w:p>
             <w:r/>
             <w:r>
-              <w:rPr>
-                <w:rFonts w:ascii="맑은 고딕" w:hAnsi="맑은 고딕" w:eastAsia="맑은 고딕"/>
-                <w:sz w:val="19"/>
-              </w:rPr>
               <w:t>장광희</w:t>
             </w:r>
           </w:p>
@@ -142,10 +114,6 @@
           <w:p>
             <w:r/>
             <w:r>
-              <w:rPr>
-                <w:rFonts w:ascii="맑은 고딕" w:hAnsi="맑은 고딕" w:eastAsia="맑은 고딕"/>
-                <w:sz w:val="19"/>
-              </w:rPr>
               <w:t>직무·소속</w:t>
             </w:r>
           </w:p>
@@ -157,10 +125,6 @@
           <w:p>
             <w:r/>
             <w:r>
-              <w:rPr>
-                <w:rFonts w:ascii="맑은 고딕" w:hAnsi="맑은 고딕" w:eastAsia="맑은 고딕"/>
-                <w:sz w:val="19"/>
-              </w:rPr>
               <w:t>엔진 개발연구원 / HD 건설기계</w:t>
             </w:r>
           </w:p>
@@ -174,10 +138,6 @@
           <w:p>
             <w:r/>
             <w:r>
-              <w:rPr>
-                <w:rFonts w:ascii="맑은 고딕" w:hAnsi="맑은 고딕" w:eastAsia="맑은 고딕"/>
-                <w:sz w:val="19"/>
-              </w:rPr>
               <w:t>과정</w:t>
             </w:r>
           </w:p>
@@ -189,10 +149,6 @@
           <w:p>
             <w:r/>
             <w:r>
-              <w:rPr>
-                <w:rFonts w:ascii="맑은 고딕" w:hAnsi="맑은 고딕" w:eastAsia="맑은 고딕"/>
-                <w:sz w:val="19"/>
-              </w:rPr>
               <w:t>현장 데이터 디지털화 전문가과정 1차수</w:t>
             </w:r>
           </w:p>
@@ -206,10 +162,6 @@
           <w:p>
             <w:r/>
             <w:r>
-              <w:rPr>
-                <w:rFonts w:ascii="맑은 고딕" w:hAnsi="맑은 고딕" w:eastAsia="맑은 고딕"/>
-                <w:sz w:val="19"/>
-              </w:rPr>
               <w:t>작성일</w:t>
             </w:r>
           </w:p>
@@ -221,11 +173,7 @@
           <w:p>
             <w:r/>
             <w:r>
-              <w:rPr>
-                <w:rFonts w:ascii="맑은 고딕" w:hAnsi="맑은 고딕" w:eastAsia="맑은 고딕"/>
-                <w:sz w:val="19"/>
-              </w:rPr>
-              <w:t>2026-09-28</w:t>
+              <w:t>2026-09-28 (v0.2: 2026-09-29)</w:t>
             </w:r>
           </w:p>
         </w:tc>
@@ -238,10 +186,6 @@
           <w:p>
             <w:r/>
             <w:r>
-              <w:rPr>
-                <w:rFonts w:ascii="맑은 고딕" w:hAnsi="맑은 고딕" w:eastAsia="맑은 고딕"/>
-                <w:sz w:val="19"/>
-              </w:rPr>
               <w:t>문서 상태</w:t>
             </w:r>
           </w:p>
@@ -253,28 +197,17 @@
           <w:p>
             <w:r/>
             <w:r>
-              <w:rPr>
-                <w:rFonts w:ascii="맑은 고딕" w:hAnsi="맑은 고딕" w:eastAsia="맑은 고딕"/>
-                <w:sz w:val="19"/>
-              </w:rPr>
-              <w:t>초안 v0.1 — 수강생 제출 자료 기반</w:t>
+              <w:t>초안 v0.2 — 2026-09-29 옵션 항목 구체화(옵션 13개·Machine type·Emission regulation) 반영, 적용 조건 규칙·예시 데이터 재작성. 11장 참조</w:t>
             </w:r>
           </w:p>
         </w:tc>
       </w:tr>
     </w:tbl>
-    <w:p/>
     <w:p>
       <w:pPr>
-        <w:pStyle w:val="Heading2"/>
+        <w:pStyle w:val="Heading1"/>
       </w:pPr>
       <w:r>
-        <w:rPr>
-          <w:rFonts w:ascii="맑은 고딕" w:hAnsi="맑은 고딕" w:eastAsia="맑은 고딕"/>
-          <w:b/>
-          <w:color w:val="1F3864"/>
-          <w:sz w:val="28"/>
-        </w:rPr>
         <w:t>1. 추진 배경과 현안</w:t>
       </w:r>
     </w:p>
@@ -283,25 +216,15 @@
         <w:pStyle w:val="ListBullet"/>
       </w:pPr>
       <w:r>
-        <w:rPr>
-          <w:rFonts w:ascii="맑은 고딕" w:hAnsi="맑은 고딕" w:eastAsia="맑은 고딕"/>
-          <w:sz w:val="21"/>
-        </w:rPr>
         <w:t xml:space="preserve">고객사에서 장비별로 요구하는 option(인터페이스 옵션)이 </w:t>
       </w:r>
       <w:r>
         <w:rPr>
-          <w:rFonts w:ascii="맑은 고딕" w:hAnsi="맑은 고딕" w:eastAsia="맑은 고딕"/>
           <w:b/>
-          <w:sz w:val="21"/>
         </w:rPr>
         <w:t>15가지 정도</w:t>
       </w:r>
       <w:r>
-        <w:rPr>
-          <w:rFonts w:ascii="맑은 고딕" w:hAnsi="맑은 고딕" w:eastAsia="맑은 고딕"/>
-          <w:sz w:val="21"/>
-        </w:rPr>
         <w:t xml:space="preserve"> 정해져 있습니다.</w:t>
       </w:r>
     </w:p>
@@ -310,25 +233,15 @@
         <w:pStyle w:val="ListBullet"/>
       </w:pPr>
       <w:r>
-        <w:rPr>
-          <w:rFonts w:ascii="맑은 고딕" w:hAnsi="맑은 고딕" w:eastAsia="맑은 고딕"/>
-          <w:sz w:val="21"/>
-        </w:rPr>
         <w:t xml:space="preserve">option별로 선택할 수 있는 항목은 </w:t>
       </w:r>
       <w:r>
         <w:rPr>
-          <w:rFonts w:ascii="맑은 고딕" w:hAnsi="맑은 고딕" w:eastAsia="맑은 고딕"/>
           <w:b/>
-          <w:sz w:val="21"/>
         </w:rPr>
         <w:t>2~5가지씩 정도</w:t>
       </w:r>
       <w:r>
-        <w:rPr>
-          <w:rFonts w:ascii="맑은 고딕" w:hAnsi="맑은 고딕" w:eastAsia="맑은 고딕"/>
-          <w:sz w:val="21"/>
-        </w:rPr>
         <w:t xml:space="preserve"> 됩니다. 예를 들어 check engine lamp는 CAN type을 쓸 수도 있고 HW type을 쓸 수도 있습니다.</w:t>
       </w:r>
     </w:p>
@@ -337,17 +250,11 @@
         <w:pStyle w:val="ListBullet"/>
       </w:pPr>
       <w:r>
-        <w:rPr>
-          <w:rFonts w:ascii="맑은 고딕" w:hAnsi="맑은 고딕" w:eastAsia="맑은 고딕"/>
-          <w:sz w:val="21"/>
-        </w:rPr>
         <w:t xml:space="preserve">지금까지 다양한 고객사와 장비를 개발해 오면서 </w:t>
       </w:r>
       <w:r>
         <w:rPr>
-          <w:rFonts w:ascii="맑은 고딕" w:hAnsi="맑은 고딕" w:eastAsia="맑은 고딕"/>
           <w:b/>
-          <w:sz w:val="21"/>
         </w:rPr>
         <w:t>보안을 위해 고객사별로 통합 관리하지 않았습니다.</w:t>
       </w:r>
@@ -357,50 +264,38 @@
         <w:pStyle w:val="ListBullet"/>
       </w:pPr>
       <w:r>
-        <w:rPr>
-          <w:rFonts w:ascii="맑은 고딕" w:hAnsi="맑은 고딕" w:eastAsia="맑은 고딕"/>
-          <w:sz w:val="21"/>
-        </w:rPr>
         <w:t xml:space="preserve">이제 내부 보안이 강화되어 고객사별 통합 관리가 가능해졌습니다. 이를 바탕으로 </w:t>
       </w:r>
       <w:r>
         <w:rPr>
-          <w:rFonts w:ascii="맑은 고딕" w:hAnsi="맑은 고딕" w:eastAsia="맑은 고딕"/>
           <w:b/>
-          <w:sz w:val="21"/>
         </w:rPr>
         <w:t>한국·유럽·미국 등 지역별, 굴삭기·지게차·발전기 등 장비 유형별로 주로 쓰는 option 특성</w:t>
       </w:r>
       <w:r>
-        <w:rPr>
-          <w:rFonts w:ascii="맑은 고딕" w:hAnsi="맑은 고딕" w:eastAsia="맑은 고딕"/>
-          <w:sz w:val="21"/>
-        </w:rPr>
         <w:t>을 파악하고, 추가 개선이 가능한 항목을 검토하려고 합니다.</w:t>
       </w:r>
     </w:p>
     <w:p>
       <w:r>
-        <w:rPr>
-          <w:rFonts w:ascii="맑은 고딕" w:hAnsi="맑은 고딕" w:eastAsia="맑은 고딕"/>
-          <w:sz w:val="21"/>
-        </w:rPr>
         <w:t xml:space="preserve">현재는 옵션 정보가 프로젝트(고객사·장비)별 문서나 엑셀에 흩어져 있어, 여러 고객사를 가로질러 비교하기 어려운 것으로 보입니다(가정). 옵션 항목 자체도 앞으로 늘어날 수 있어 </w:t>
       </w:r>
       <w:r>
         <w:rPr>
-          <w:rFonts w:ascii="맑은 고딕" w:hAnsi="맑은 고딕" w:eastAsia="맑은 고딕"/>
           <w:b/>
-          <w:sz w:val="21"/>
         </w:rPr>
         <w:t>항목을 담당자가 직접 추가할 수 있어야</w:t>
       </w:r>
       <w:r>
-        <w:rPr>
-          <w:rFonts w:ascii="맑은 고딕" w:hAnsi="맑은 고딕" w:eastAsia="맑은 고딕"/>
-          <w:sz w:val="21"/>
-        </w:rPr>
         <w:t xml:space="preserve"> 합니다.</w:t>
+      </w:r>
+    </w:p>
+    <w:p>
+      <w:pPr>
+        <w:pStyle w:val="Heading1"/>
+      </w:pPr>
+      <w:r>
+        <w:t>2. 목표</w:t>
       </w:r>
     </w:p>
     <w:p>
@@ -408,26 +303,6 @@
         <w:pStyle w:val="Heading2"/>
       </w:pPr>
       <w:r>
-        <w:rPr>
-          <w:rFonts w:ascii="맑은 고딕" w:hAnsi="맑은 고딕" w:eastAsia="맑은 고딕"/>
-          <w:b/>
-          <w:color w:val="1F3864"/>
-          <w:sz w:val="28"/>
-        </w:rPr>
-        <w:t>2. 목표</w:t>
-      </w:r>
-    </w:p>
-    <w:p>
-      <w:pPr>
-        <w:pStyle w:val="Heading3"/>
-      </w:pPr>
-      <w:r>
-        <w:rPr>
-          <w:rFonts w:ascii="맑은 고딕" w:hAnsi="맑은 고딕" w:eastAsia="맑은 고딕"/>
-          <w:b/>
-          <w:color w:val="1F3864"/>
-          <w:sz w:val="24"/>
-        </w:rPr>
         <w:t>2.1 최종 목표</w:t>
       </w:r>
     </w:p>
@@ -436,25 +311,15 @@
         <w:pStyle w:val="ListBullet"/>
       </w:pPr>
       <w:r>
-        <w:rPr>
-          <w:rFonts w:ascii="맑은 고딕" w:hAnsi="맑은 고딕" w:eastAsia="맑은 고딕"/>
-          <w:sz w:val="21"/>
-        </w:rPr>
         <w:t xml:space="preserve">고객사·장비별 인터페이스 옵션 선택 내역을 </w:t>
       </w:r>
       <w:r>
         <w:rPr>
-          <w:rFonts w:ascii="맑은 고딕" w:hAnsi="맑은 고딕" w:eastAsia="맑은 고딕"/>
           <w:b/>
-          <w:sz w:val="21"/>
         </w:rPr>
         <w:t>한 곳에서 통합 관리</w:t>
       </w:r>
       <w:r>
-        <w:rPr>
-          <w:rFonts w:ascii="맑은 고딕" w:hAnsi="맑은 고딕" w:eastAsia="맑은 고딕"/>
-          <w:sz w:val="21"/>
-        </w:rPr>
         <w:t>하는 도구</w:t>
       </w:r>
     </w:p>
@@ -464,31 +329,19 @@
       </w:pPr>
       <w:r>
         <w:rPr>
-          <w:rFonts w:ascii="맑은 고딕" w:hAnsi="맑은 고딕" w:eastAsia="맑은 고딕"/>
           <w:b/>
-          <w:sz w:val="21"/>
         </w:rPr>
         <w:t>고객사·지역·장비 유형별로 많이 사용하는 옵션</w:t>
       </w:r>
       <w:r>
-        <w:rPr>
-          <w:rFonts w:ascii="맑은 고딕" w:hAnsi="맑은 고딕" w:eastAsia="맑은 고딕"/>
-          <w:sz w:val="21"/>
-        </w:rPr>
         <w:t>을 표와 그래프로 보여 주어, 표준화·개선 후보 옵션을 찾는 데 쓰는 분석 화면</w:t>
       </w:r>
     </w:p>
     <w:p>
       <w:pPr>
-        <w:pStyle w:val="Heading3"/>
+        <w:pStyle w:val="Heading2"/>
       </w:pPr>
       <w:r>
-        <w:rPr>
-          <w:rFonts w:ascii="맑은 고딕" w:hAnsi="맑은 고딕" w:eastAsia="맑은 고딕"/>
-          <w:b/>
-          <w:color w:val="1F3864"/>
-          <w:sz w:val="24"/>
-        </w:rPr>
         <w:t>2.2 1차 개발 목표</w:t>
       </w:r>
     </w:p>
@@ -498,17 +351,11 @@
       </w:pPr>
       <w:r>
         <w:rPr>
-          <w:rFonts w:ascii="맑은 고딕" w:hAnsi="맑은 고딕" w:eastAsia="맑은 고딕"/>
           <w:b/>
-          <w:sz w:val="21"/>
         </w:rPr>
         <w:t>옵션 카탈로그(항목·선택지 정의)를 화면에서 직접 추가·수정</w:t>
       </w:r>
       <w:r>
-        <w:rPr>
-          <w:rFonts w:ascii="맑은 고딕" w:hAnsi="맑은 고딕" w:eastAsia="맑은 고딕"/>
-          <w:sz w:val="21"/>
-        </w:rPr>
         <w:t>할 수 있는 브라우저 도구를 먼저 만듭니다. 코드를 고치지 않고 담당자가 항목을 늘릴 수 있게 하는 것이 핵심입니다.</w:t>
       </w:r>
     </w:p>
@@ -517,40 +364,24 @@
         <w:pStyle w:val="ListBullet"/>
       </w:pPr>
       <w:r>
-        <w:rPr>
-          <w:rFonts w:ascii="맑은 고딕" w:hAnsi="맑은 고딕" w:eastAsia="맑은 고딕"/>
-          <w:sz w:val="21"/>
-        </w:rPr>
         <w:t xml:space="preserve">카탈로그를 기준으로 </w:t>
       </w:r>
       <w:r>
         <w:rPr>
-          <w:rFonts w:ascii="맑은 고딕" w:hAnsi="맑은 고딕" w:eastAsia="맑은 고딕"/>
           <w:b/>
-          <w:sz w:val="21"/>
         </w:rPr>
         <w:t>고객사·engine suffix·장비 유형·지역·출력 등 레코드를 입력</w:t>
       </w:r>
       <w:r>
-        <w:rPr>
-          <w:rFonts w:ascii="맑은 고딕" w:hAnsi="맑은 고딕" w:eastAsia="맑은 고딕"/>
-          <w:sz w:val="21"/>
-        </w:rPr>
         <w:t xml:space="preserve">하고, </w:t>
       </w:r>
       <w:r>
         <w:rPr>
-          <w:rFonts w:ascii="맑은 고딕" w:hAnsi="맑은 고딕" w:eastAsia="맑은 고딕"/>
           <w:b/>
-          <w:sz w:val="21"/>
         </w:rPr>
         <w:t>엑셀로 가져오기·내보내기</w:t>
       </w:r>
       <w:r>
-        <w:rPr>
-          <w:rFonts w:ascii="맑은 고딕" w:hAnsi="맑은 고딕" w:eastAsia="맑은 고딕"/>
-          <w:sz w:val="21"/>
-        </w:rPr>
         <w:t>합니다.</w:t>
       </w:r>
     </w:p>
@@ -560,17 +391,11 @@
       </w:pPr>
       <w:r>
         <w:rPr>
-          <w:rFonts w:ascii="맑은 고딕" w:hAnsi="맑은 고딕" w:eastAsia="맑은 고딕"/>
           <w:b/>
-          <w:sz w:val="21"/>
         </w:rPr>
         <w:t>고객사·지역·장비 유형별 옵션 사용 빈도·비율</w:t>
       </w:r>
       <w:r>
-        <w:rPr>
-          <w:rFonts w:ascii="맑은 고딕" w:hAnsi="맑은 고딕" w:eastAsia="맑은 고딕"/>
-          <w:sz w:val="21"/>
-        </w:rPr>
         <w:t>을 피벗 표와 막대그래프로 보여 줍니다.</w:t>
       </w:r>
     </w:p>
@@ -579,39 +404,23 @@
         <w:pStyle w:val="ListBullet"/>
       </w:pPr>
       <w:r>
-        <w:rPr>
-          <w:rFonts w:ascii="맑은 고딕" w:hAnsi="맑은 고딕" w:eastAsia="맑은 고딕"/>
-          <w:sz w:val="21"/>
-        </w:rPr>
         <w:t xml:space="preserve">모든 데이터는 </w:t>
       </w:r>
       <w:r>
         <w:rPr>
-          <w:rFonts w:ascii="맑은 고딕" w:hAnsi="맑은 고딕" w:eastAsia="맑은 고딕"/>
           <w:b/>
-          <w:sz w:val="21"/>
         </w:rPr>
         <w:t>브라우저와 로컬 파일 안에만</w:t>
       </w:r>
       <w:r>
-        <w:rPr>
-          <w:rFonts w:ascii="맑은 고딕" w:hAnsi="맑은 고딕" w:eastAsia="맑은 고딕"/>
-          <w:sz w:val="21"/>
-        </w:rPr>
         <w:t xml:space="preserve"> 두어 고객사 정보가 외부로 나가지 않게 합니다.</w:t>
       </w:r>
     </w:p>
     <w:p>
       <w:pPr>
-        <w:pStyle w:val="Heading2"/>
+        <w:pStyle w:val="Heading1"/>
       </w:pPr>
       <w:r>
-        <w:rPr>
-          <w:rFonts w:ascii="맑은 고딕" w:hAnsi="맑은 고딕" w:eastAsia="맑은 고딕"/>
-          <w:b/>
-          <w:color w:val="1F3864"/>
-          <w:sz w:val="28"/>
-        </w:rPr>
         <w:t>3. 보유 데이터</w:t>
       </w:r>
     </w:p>
@@ -631,7 +440,6 @@
         <w:tc>
           <w:tcPr>
             <w:tcW w:type="dxa" w:w="2160"/>
-            <w:shd w:val="clear" w:color="auto" w:fill="E8EEF6"/>
           </w:tcPr>
           <w:p>
             <w:r>
@@ -641,9 +449,7 @@
             </w:r>
             <w:r>
               <w:rPr>
-                <w:rFonts w:ascii="맑은 고딕" w:hAnsi="맑은 고딕" w:eastAsia="맑은 고딕"/>
                 <w:b/>
-                <w:sz w:val="19"/>
               </w:rPr>
               <w:t>데이터</w:t>
             </w:r>
@@ -652,7 +458,6 @@
         <w:tc>
           <w:tcPr>
             <w:tcW w:type="dxa" w:w="2160"/>
-            <w:shd w:val="clear" w:color="auto" w:fill="E8EEF6"/>
           </w:tcPr>
           <w:p>
             <w:r>
@@ -662,9 +467,7 @@
             </w:r>
             <w:r>
               <w:rPr>
-                <w:rFonts w:ascii="맑은 고딕" w:hAnsi="맑은 고딕" w:eastAsia="맑은 고딕"/>
                 <w:b/>
-                <w:sz w:val="19"/>
               </w:rPr>
               <w:t>형태</w:t>
             </w:r>
@@ -673,7 +476,6 @@
         <w:tc>
           <w:tcPr>
             <w:tcW w:type="dxa" w:w="2160"/>
-            <w:shd w:val="clear" w:color="auto" w:fill="E8EEF6"/>
           </w:tcPr>
           <w:p>
             <w:r>
@@ -683,9 +485,7 @@
             </w:r>
             <w:r>
               <w:rPr>
-                <w:rFonts w:ascii="맑은 고딕" w:hAnsi="맑은 고딕" w:eastAsia="맑은 고딕"/>
                 <w:b/>
-                <w:sz w:val="19"/>
               </w:rPr>
               <w:t>규모·주기</w:t>
             </w:r>
@@ -694,7 +494,6 @@
         <w:tc>
           <w:tcPr>
             <w:tcW w:type="dxa" w:w="2160"/>
-            <w:shd w:val="clear" w:color="auto" w:fill="E8EEF6"/>
           </w:tcPr>
           <w:p>
             <w:r>
@@ -704,9 +503,7 @@
             </w:r>
             <w:r>
               <w:rPr>
-                <w:rFonts w:ascii="맑은 고딕" w:hAnsi="맑은 고딕" w:eastAsia="맑은 고딕"/>
                 <w:b/>
-                <w:sz w:val="19"/>
               </w:rPr>
               <w:t>비고(민감도 등)</w:t>
             </w:r>
@@ -721,10 +518,6 @@
           <w:p>
             <w:r/>
             <w:r>
-              <w:rPr>
-                <w:rFonts w:ascii="맑은 고딕" w:hAnsi="맑은 고딕" w:eastAsia="맑은 고딕"/>
-                <w:sz w:val="19"/>
-              </w:rPr>
               <w:t>고객사·장비별 인터페이스 옵션 내역</w:t>
             </w:r>
           </w:p>
@@ -736,10 +529,6 @@
           <w:p>
             <w:r/>
             <w:r>
-              <w:rPr>
-                <w:rFonts w:ascii="맑은 고딕" w:hAnsi="맑은 고딕" w:eastAsia="맑은 고딕"/>
-                <w:sz w:val="19"/>
-              </w:rPr>
               <w:t>형태 미상(엑셀·사양 문서로 가정)</w:t>
             </w:r>
           </w:p>
@@ -751,10 +540,6 @@
           <w:p>
             <w:r/>
             <w:r>
-              <w:rPr>
-                <w:rFonts w:ascii="맑은 고딕" w:hAnsi="맑은 고딕" w:eastAsia="맑은 고딕"/>
-                <w:sz w:val="19"/>
-              </w:rPr>
               <w:t>항목 15개 정도, 항목별 선택지 2~5가지 정도. 레코드(고객사×장비) 수 미상</w:t>
             </w:r>
           </w:p>
@@ -767,17 +552,11 @@
             <w:r/>
             <w:r>
               <w:rPr>
-                <w:rFonts w:ascii="맑은 고딕" w:hAnsi="맑은 고딕" w:eastAsia="맑은 고딕"/>
                 <w:b/>
-                <w:sz w:val="19"/>
               </w:rPr>
               <w:t>고객사 정보 — 보안 대상.</w:t>
             </w:r>
             <w:r>
-              <w:rPr>
-                <w:rFonts w:ascii="맑은 고딕" w:hAnsi="맑은 고딕" w:eastAsia="맑은 고딕"/>
-                <w:sz w:val="19"/>
-              </w:rPr>
               <w:t xml:space="preserve"> 지금까지 고객사별로 분리 관리해 왔음</w:t>
             </w:r>
           </w:p>
@@ -791,10 +570,6 @@
           <w:p>
             <w:r/>
             <w:r>
-              <w:rPr>
-                <w:rFonts w:ascii="맑은 고딕" w:hAnsi="맑은 고딕" w:eastAsia="맑은 고딕"/>
-                <w:sz w:val="19"/>
-              </w:rPr>
               <w:t>옵션 항목 목록</w:t>
             </w:r>
           </w:p>
@@ -806,10 +581,6 @@
           <w:p>
             <w:r/>
             <w:r>
-              <w:rPr>
-                <w:rFonts w:ascii="맑은 고딕" w:hAnsi="맑은 고딕" w:eastAsia="맑은 고딕"/>
-                <w:sz w:val="19"/>
-              </w:rPr>
               <w:t>담당자 정의</w:t>
             </w:r>
           </w:p>
@@ -822,10 +593,12 @@
             <w:r/>
             <w:r>
               <w:rPr>
-                <w:rFonts w:ascii="맑은 고딕" w:hAnsi="맑은 고딕" w:eastAsia="맑은 고딕"/>
-                <w:sz w:val="19"/>
+                <w:b/>
               </w:rPr>
-              <w:t>15개 정도, 추후 담당자가 임의로 추가</w:t>
+              <w:t>2026-09-29 확정: 기본 정보 5개 + 옵션 13개</w:t>
+            </w:r>
+            <w:r>
+              <w:t>(11장). 추후 담당자가 임의로 추가</w:t>
             </w:r>
           </w:p>
         </w:tc>
@@ -836,94 +609,53 @@
           <w:p>
             <w:r/>
             <w:r>
-              <w:rPr>
-                <w:rFonts w:ascii="맑은 고딕" w:hAnsi="맑은 고딕" w:eastAsia="맑은 고딕"/>
-                <w:sz w:val="19"/>
-              </w:rPr>
-              <w:t>제출 원문 예시: 고객사, engine suffix, 장비 유형, 출력, ATS type, CAN SA, Pedal type, starter control type 등</w:t>
+              <w:t>1단계 제출 원문 예시(CAN SA, Pedal type 등)는 9-29 목록으로 바뀜</w:t>
             </w:r>
           </w:p>
         </w:tc>
       </w:tr>
     </w:tbl>
-    <w:p/>
     <w:p>
       <w:r>
-        <w:rPr>
-          <w:rFonts w:ascii="맑은 고딕" w:hAnsi="맑은 고딕" w:eastAsia="맑은 고딕"/>
-          <w:sz w:val="21"/>
-        </w:rPr>
         <w:t xml:space="preserve">제출 원문의 항목 중 </w:t>
       </w:r>
       <w:r>
         <w:rPr>
-          <w:rFonts w:ascii="맑은 고딕" w:hAnsi="맑은 고딕" w:eastAsia="맑은 고딕"/>
           <w:b/>
-          <w:sz w:val="21"/>
         </w:rPr>
         <w:t>고객사·engine suffix·장비 유형·출력</w:t>
       </w:r>
       <w:r>
-        <w:rPr>
-          <w:rFonts w:ascii="맑은 고딕" w:hAnsi="맑은 고딕" w:eastAsia="맑은 고딕"/>
-          <w:sz w:val="21"/>
-        </w:rPr>
         <w:t xml:space="preserve">은 레코드를 구분하는 기본 정보로, </w:t>
       </w:r>
       <w:r>
         <w:rPr>
-          <w:rFonts w:ascii="맑은 고딕" w:hAnsi="맑은 고딕" w:eastAsia="맑은 고딕"/>
           <w:b/>
-          <w:sz w:val="21"/>
         </w:rPr>
         <w:t>ATS type·CAN SA·Pedal type·starter control type·check engine lamp</w:t>
       </w:r>
       <w:r>
-        <w:rPr>
-          <w:rFonts w:ascii="맑은 고딕" w:hAnsi="맑은 고딕" w:eastAsia="맑은 고딕"/>
-          <w:sz w:val="21"/>
-        </w:rPr>
         <w:t xml:space="preserve"> 등은 선택지를 고르는 옵션으로 나누어 다룹니다(가정). 지역(한국·유럽·미국 등)은 원문 현안에 나오지만 항목 목록에는 없어, 기본 정보에 추가하는 것으로 봅니다(가정).</w:t>
       </w:r>
     </w:p>
     <w:p>
       <w:r>
-        <w:rPr>
-          <w:rFonts w:ascii="맑은 고딕" w:hAnsi="맑은 고딕" w:eastAsia="맑은 고딕"/>
-          <w:sz w:val="21"/>
-        </w:rPr>
-        <w:t>제출 원문에 첨부 파일은 없습니다. 실제 항목·선택지 목록과 기존 정리 파일 형태를 받아야 카탈로그 초기값을 확정할 수 있습니다(10장).</w:t>
+        <w:t>처음 제출에는 첨부가 없었고, 2026-09-29 수강생이 이 도구의 카탈로그 화면을 직접 고쳐 항목·선택지를 구체화해 보냈습니다. 이 목록으로 카탈로그 초기값을 확정했습니다(11장). 기존 정리 파일(엑셀) 형태는 아직 받지 못했습니다(10장 2번).</w:t>
       </w:r>
     </w:p>
     <w:p>
       <w:pPr>
-        <w:pStyle w:val="Heading2"/>
+        <w:pStyle w:val="Heading1"/>
       </w:pPr>
       <w:r>
-        <w:rPr>
-          <w:rFonts w:ascii="맑은 고딕" w:hAnsi="맑은 고딕" w:eastAsia="맑은 고딕"/>
-          <w:b/>
-          <w:color w:val="1F3864"/>
-          <w:sz w:val="28"/>
-        </w:rPr>
         <w:t>4. 해결 방안 개요</w:t>
       </w:r>
     </w:p>
     <w:p>
       <w:r>
         <w:rPr>
-          <w:rFonts w:ascii="맑은 고딕" w:hAnsi="맑은 고딕" w:eastAsia="맑은 고딕"/>
-          <w:color w:val="666666"/>
-          <w:sz w:val="18"/>
-        </w:rPr>
-        <w:t>[흐름도 — GitHub 화면의 기획서.md 에서 그림으로 보입니다]</w:t>
-      </w:r>
-    </w:p>
-    <w:p>
-      <w:r>
-        <w:rPr>
-          <w:rFonts w:ascii="Consolas" w:hAnsi="Consolas" w:eastAsia="맑은 고딕"/>
-          <w:sz w:val="18"/>
+          <w:rFonts w:ascii="Consolas" w:hAnsi="Consolas"/>
+          <w:sz w:val="16"/>
         </w:rPr>
         <w:t>flowchart LR</w:t>
         <w:br/>
@@ -960,7 +692,6 @@
         <w:tc>
           <w:tcPr>
             <w:tcW w:type="dxa" w:w="4320"/>
-            <w:shd w:val="clear" w:color="auto" w:fill="E8EEF6"/>
           </w:tcPr>
           <w:p>
             <w:r>
@@ -970,9 +701,7 @@
             </w:r>
             <w:r>
               <w:rPr>
-                <w:rFonts w:ascii="맑은 고딕" w:hAnsi="맑은 고딕" w:eastAsia="맑은 고딕"/>
                 <w:b/>
-                <w:sz w:val="19"/>
               </w:rPr>
               <w:t>단계</w:t>
             </w:r>
@@ -981,7 +710,6 @@
         <w:tc>
           <w:tcPr>
             <w:tcW w:type="dxa" w:w="4320"/>
-            <w:shd w:val="clear" w:color="auto" w:fill="E8EEF6"/>
           </w:tcPr>
           <w:p>
             <w:r>
@@ -991,9 +719,7 @@
             </w:r>
             <w:r>
               <w:rPr>
-                <w:rFonts w:ascii="맑은 고딕" w:hAnsi="맑은 고딕" w:eastAsia="맑은 고딕"/>
                 <w:b/>
-                <w:sz w:val="19"/>
               </w:rPr>
               <w:t>내용</w:t>
             </w:r>
@@ -1008,10 +734,6 @@
           <w:p>
             <w:r/>
             <w:r>
-              <w:rPr>
-                <w:rFonts w:ascii="맑은 고딕" w:hAnsi="맑은 고딕" w:eastAsia="맑은 고딕"/>
-                <w:sz w:val="19"/>
-              </w:rPr>
               <w:t>수집</w:t>
             </w:r>
           </w:p>
@@ -1023,10 +745,6 @@
           <w:p>
             <w:r/>
             <w:r>
-              <w:rPr>
-                <w:rFonts w:ascii="맑은 고딕" w:hAnsi="맑은 고딕" w:eastAsia="맑은 고딕"/>
-                <w:sz w:val="19"/>
-              </w:rPr>
               <w:t>고객사·장비별 옵션 내역(기존 엑셀·사양 문서)</w:t>
             </w:r>
           </w:p>
@@ -1040,10 +758,6 @@
           <w:p>
             <w:r/>
             <w:r>
-              <w:rPr>
-                <w:rFonts w:ascii="맑은 고딕" w:hAnsi="맑은 고딕" w:eastAsia="맑은 고딕"/>
-                <w:sz w:val="19"/>
-              </w:rPr>
               <w:t>정리</w:t>
             </w:r>
           </w:p>
@@ -1055,10 +769,6 @@
           <w:p>
             <w:r/>
             <w:r>
-              <w:rPr>
-                <w:rFonts w:ascii="맑은 고딕" w:hAnsi="맑은 고딕" w:eastAsia="맑은 고딕"/>
-                <w:sz w:val="19"/>
-              </w:rPr>
               <w:t>옵션 카탈로그(항목·선택지)를 정의하고, 레코드를 카탈로그 선택지로 맞춰 입력(표기 흔들림 통일)</w:t>
             </w:r>
           </w:p>
@@ -1072,10 +782,6 @@
           <w:p>
             <w:r/>
             <w:r>
-              <w:rPr>
-                <w:rFonts w:ascii="맑은 고딕" w:hAnsi="맑은 고딕" w:eastAsia="맑은 고딕"/>
-                <w:sz w:val="19"/>
-              </w:rPr>
               <w:t>분석</w:t>
             </w:r>
           </w:p>
@@ -1087,10 +793,6 @@
           <w:p>
             <w:r/>
             <w:r>
-              <w:rPr>
-                <w:rFonts w:ascii="맑은 고딕" w:hAnsi="맑은 고딕" w:eastAsia="맑은 고딕"/>
-                <w:sz w:val="19"/>
-              </w:rPr>
               <w:t>고객사·지역·장비 유형·출력 구간별 선택지 사용 건수와 비율, 교차 비교</w:t>
             </w:r>
           </w:p>
@@ -1104,10 +806,6 @@
           <w:p>
             <w:r/>
             <w:r>
-              <w:rPr>
-                <w:rFonts w:ascii="맑은 고딕" w:hAnsi="맑은 고딕" w:eastAsia="맑은 고딕"/>
-                <w:sz w:val="19"/>
-              </w:rPr>
               <w:t>AI</w:t>
             </w:r>
           </w:p>
@@ -1119,10 +817,6 @@
           <w:p>
             <w:r/>
             <w:r>
-              <w:rPr>
-                <w:rFonts w:ascii="맑은 고딕" w:hAnsi="맑은 고딕" w:eastAsia="맑은 고딕"/>
-                <w:sz w:val="19"/>
-              </w:rPr>
               <w:t>분석 결과를 요약하고 표준화·개선 후보 옵션을 문장으로 정리 (확장, 보안 허용 시)</w:t>
             </w:r>
           </w:p>
@@ -1136,10 +830,6 @@
           <w:p>
             <w:r/>
             <w:r>
-              <w:rPr>
-                <w:rFonts w:ascii="맑은 고딕" w:hAnsi="맑은 고딕" w:eastAsia="맑은 고딕"/>
-                <w:sz w:val="19"/>
-              </w:rPr>
               <w:t>산출물</w:t>
             </w:r>
           </w:p>
@@ -1151,28 +841,17 @@
           <w:p>
             <w:r/>
             <w:r>
-              <w:rPr>
-                <w:rFonts w:ascii="맑은 고딕" w:hAnsi="맑은 고딕" w:eastAsia="맑은 고딕"/>
-                <w:sz w:val="19"/>
-              </w:rPr>
               <w:t>옵션 통합 관리 표, 분석 피벗·그래프, 엑셀 보고서</w:t>
             </w:r>
           </w:p>
         </w:tc>
       </w:tr>
     </w:tbl>
-    <w:p/>
     <w:p>
       <w:pPr>
-        <w:pStyle w:val="Heading2"/>
+        <w:pStyle w:val="Heading1"/>
       </w:pPr>
       <w:r>
-        <w:rPr>
-          <w:rFonts w:ascii="맑은 고딕" w:hAnsi="맑은 고딕" w:eastAsia="맑은 고딕"/>
-          <w:b/>
-          <w:color w:val="1F3864"/>
-          <w:sz w:val="28"/>
-        </w:rPr>
         <w:t>5. 주요 기능</w:t>
       </w:r>
     </w:p>
@@ -1191,7 +870,6 @@
         <w:tc>
           <w:tcPr>
             <w:tcW w:type="dxa" w:w="2880"/>
-            <w:shd w:val="clear" w:color="auto" w:fill="E8EEF6"/>
           </w:tcPr>
           <w:p>
             <w:r>
@@ -1201,9 +879,7 @@
             </w:r>
             <w:r>
               <w:rPr>
-                <w:rFonts w:ascii="맑은 고딕" w:hAnsi="맑은 고딕" w:eastAsia="맑은 고딕"/>
                 <w:b/>
-                <w:sz w:val="19"/>
               </w:rPr>
               <w:t>기능</w:t>
             </w:r>
@@ -1212,7 +888,6 @@
         <w:tc>
           <w:tcPr>
             <w:tcW w:type="dxa" w:w="2880"/>
-            <w:shd w:val="clear" w:color="auto" w:fill="E8EEF6"/>
           </w:tcPr>
           <w:p>
             <w:r>
@@ -1222,9 +897,7 @@
             </w:r>
             <w:r>
               <w:rPr>
-                <w:rFonts w:ascii="맑은 고딕" w:hAnsi="맑은 고딕" w:eastAsia="맑은 고딕"/>
                 <w:b/>
-                <w:sz w:val="19"/>
               </w:rPr>
               <w:t>설명</w:t>
             </w:r>
@@ -1233,7 +906,6 @@
         <w:tc>
           <w:tcPr>
             <w:tcW w:type="dxa" w:w="2880"/>
-            <w:shd w:val="clear" w:color="auto" w:fill="E8EEF6"/>
           </w:tcPr>
           <w:p>
             <w:r>
@@ -1243,9 +915,7 @@
             </w:r>
             <w:r>
               <w:rPr>
-                <w:rFonts w:ascii="맑은 고딕" w:hAnsi="맑은 고딕" w:eastAsia="맑은 고딕"/>
                 <w:b/>
-                <w:sz w:val="19"/>
               </w:rPr>
               <w:t>우선순위</w:t>
             </w:r>
@@ -1260,10 +930,6 @@
           <w:p>
             <w:r/>
             <w:r>
-              <w:rPr>
-                <w:rFonts w:ascii="맑은 고딕" w:hAnsi="맑은 고딕" w:eastAsia="맑은 고딕"/>
-                <w:sz w:val="19"/>
-              </w:rPr>
               <w:t>옵션 카탈로그 편집</w:t>
             </w:r>
           </w:p>
@@ -1275,10 +941,6 @@
           <w:p>
             <w:r/>
             <w:r>
-              <w:rPr>
-                <w:rFonts w:ascii="맑은 고딕" w:hAnsi="맑은 고딕" w:eastAsia="맑은 고딕"/>
-                <w:sz w:val="19"/>
-              </w:rPr>
               <w:t>항목(예: check engine lamp) 추가·수정·순서 변경, 항목별 선택지(예: CAN type / HW type) 추가·수정. 항목 사용 중지(삭제 대신 숨김)로 과거 기록 보존</w:t>
             </w:r>
           </w:p>
@@ -1290,10 +952,6 @@
           <w:p>
             <w:r/>
             <w:r>
-              <w:rPr>
-                <w:rFonts w:ascii="맑은 고딕" w:hAnsi="맑은 고딕" w:eastAsia="맑은 고딕"/>
-                <w:sz w:val="19"/>
-              </w:rPr>
               <w:t>MVP</w:t>
             </w:r>
           </w:p>
@@ -1307,10 +965,6 @@
           <w:p>
             <w:r/>
             <w:r>
-              <w:rPr>
-                <w:rFonts w:ascii="맑은 고딕" w:hAnsi="맑은 고딕" w:eastAsia="맑은 고딕"/>
-                <w:sz w:val="19"/>
-              </w:rPr>
               <w:t>기본 정보 항목 편집</w:t>
             </w:r>
           </w:p>
@@ -1322,10 +976,6 @@
           <w:p>
             <w:r/>
             <w:r>
-              <w:rPr>
-                <w:rFonts w:ascii="맑은 고딕" w:hAnsi="맑은 고딕" w:eastAsia="맑은 고딕"/>
-                <w:sz w:val="19"/>
-              </w:rPr>
               <w:t>고객사·engine suffix·장비 유형·지역·출력 등 레코드 구분 항목도 목록으로 관리(장비 유형·지역은 선택 목록)</w:t>
             </w:r>
           </w:p>
@@ -1337,10 +987,6 @@
           <w:p>
             <w:r/>
             <w:r>
-              <w:rPr>
-                <w:rFonts w:ascii="맑은 고딕" w:hAnsi="맑은 고딕" w:eastAsia="맑은 고딕"/>
-                <w:sz w:val="19"/>
-              </w:rPr>
               <w:t>MVP</w:t>
             </w:r>
           </w:p>
@@ -1354,10 +1000,6 @@
           <w:p>
             <w:r/>
             <w:r>
-              <w:rPr>
-                <w:rFonts w:ascii="맑은 고딕" w:hAnsi="맑은 고딕" w:eastAsia="맑은 고딕"/>
-                <w:sz w:val="19"/>
-              </w:rPr>
               <w:t>레코드 입력·수정</w:t>
             </w:r>
           </w:p>
@@ -1369,10 +1011,6 @@
           <w:p>
             <w:r/>
             <w:r>
-              <w:rPr>
-                <w:rFonts w:ascii="맑은 고딕" w:hAnsi="맑은 고딕" w:eastAsia="맑은 고딕"/>
-                <w:sz w:val="19"/>
-              </w:rPr>
               <w:t>고객사×장비 1건을 한 줄로 입력. 옵션은 카탈로그 선택지 중에서 고르게 해 표기를 통일. 검색·필터·복제 입력</w:t>
             </w:r>
           </w:p>
@@ -1384,10 +1022,6 @@
           <w:p>
             <w:r/>
             <w:r>
-              <w:rPr>
-                <w:rFonts w:ascii="맑은 고딕" w:hAnsi="맑은 고딕" w:eastAsia="맑은 고딕"/>
-                <w:sz w:val="19"/>
-              </w:rPr>
               <w:t>MVP</w:t>
             </w:r>
           </w:p>
@@ -1401,10 +1035,6 @@
           <w:p>
             <w:r/>
             <w:r>
-              <w:rPr>
-                <w:rFonts w:ascii="맑은 고딕" w:hAnsi="맑은 고딕" w:eastAsia="맑은 고딕"/>
-                <w:sz w:val="19"/>
-              </w:rPr>
               <w:t>엑셀 가져오기</w:t>
             </w:r>
           </w:p>
@@ -1416,10 +1046,6 @@
           <w:p>
             <w:r/>
             <w:r>
-              <w:rPr>
-                <w:rFonts w:ascii="맑은 고딕" w:hAnsi="맑은 고딕" w:eastAsia="맑은 고딕"/>
-                <w:sz w:val="19"/>
-              </w:rPr>
               <w:t>기존 엑셀을 읽어 열을 카탈로그 항목에 연결(열 매핑 화면). 카탈로그에 없는 값은 「새 선택지로 추가 / 기존 선택지로 연결」을 고르게 함</w:t>
             </w:r>
           </w:p>
@@ -1431,10 +1057,6 @@
           <w:p>
             <w:r/>
             <w:r>
-              <w:rPr>
-                <w:rFonts w:ascii="맑은 고딕" w:hAnsi="맑은 고딕" w:eastAsia="맑은 고딕"/>
-                <w:sz w:val="19"/>
-              </w:rPr>
               <w:t>MVP</w:t>
             </w:r>
           </w:p>
@@ -1448,10 +1070,6 @@
           <w:p>
             <w:r/>
             <w:r>
-              <w:rPr>
-                <w:rFonts w:ascii="맑은 고딕" w:hAnsi="맑은 고딕" w:eastAsia="맑은 고딕"/>
-                <w:sz w:val="19"/>
-              </w:rPr>
               <w:t>엑셀 내보내기</w:t>
             </w:r>
           </w:p>
@@ -1463,10 +1081,6 @@
           <w:p>
             <w:r/>
             <w:r>
-              <w:rPr>
-                <w:rFonts w:ascii="맑은 고딕" w:hAnsi="맑은 고딕" w:eastAsia="맑은 고딕"/>
-                <w:sz w:val="19"/>
-              </w:rPr>
               <w:t>레코드 전체와 카탈로그, 분석 결과를 엑셀로 저장</w:t>
             </w:r>
           </w:p>
@@ -1478,10 +1092,6 @@
           <w:p>
             <w:r/>
             <w:r>
-              <w:rPr>
-                <w:rFonts w:ascii="맑은 고딕" w:hAnsi="맑은 고딕" w:eastAsia="맑은 고딕"/>
-                <w:sz w:val="19"/>
-              </w:rPr>
               <w:t>MVP</w:t>
             </w:r>
           </w:p>
@@ -1495,10 +1105,6 @@
           <w:p>
             <w:r/>
             <w:r>
-              <w:rPr>
-                <w:rFonts w:ascii="맑은 고딕" w:hAnsi="맑은 고딕" w:eastAsia="맑은 고딕"/>
-                <w:sz w:val="19"/>
-              </w:rPr>
               <w:t>옵션 사용 빈도·비율 분석</w:t>
             </w:r>
           </w:p>
@@ -1510,10 +1116,6 @@
           <w:p>
             <w:r/>
             <w:r>
-              <w:rPr>
-                <w:rFonts w:ascii="맑은 고딕" w:hAnsi="맑은 고딕" w:eastAsia="맑은 고딕"/>
-                <w:sz w:val="19"/>
-              </w:rPr>
               <w:t>옵션 항목별로 각 선택지가 몇 건·몇 %인지 표와 막대그래프로 표시</w:t>
             </w:r>
           </w:p>
@@ -1525,10 +1127,6 @@
           <w:p>
             <w:r/>
             <w:r>
-              <w:rPr>
-                <w:rFonts w:ascii="맑은 고딕" w:hAnsi="맑은 고딕" w:eastAsia="맑은 고딕"/>
-                <w:sz w:val="19"/>
-              </w:rPr>
               <w:t>MVP</w:t>
             </w:r>
           </w:p>
@@ -1542,10 +1140,6 @@
           <w:p>
             <w:r/>
             <w:r>
-              <w:rPr>
-                <w:rFonts w:ascii="맑은 고딕" w:hAnsi="맑은 고딕" w:eastAsia="맑은 고딕"/>
-                <w:sz w:val="19"/>
-              </w:rPr>
               <w:t>기준별 피벗</w:t>
             </w:r>
           </w:p>
@@ -1557,10 +1151,6 @@
           <w:p>
             <w:r/>
             <w:r>
-              <w:rPr>
-                <w:rFonts w:ascii="맑은 고딕" w:hAnsi="맑은 고딕" w:eastAsia="맑은 고딕"/>
-                <w:sz w:val="19"/>
-              </w:rPr>
               <w:t>고객사·지역·장비 유형(추가로 출력 구간)을 기준으로 골라, 기준별 선택지 사용 비율을 피벗 표와 누적 막대그래프로 비교</w:t>
             </w:r>
           </w:p>
@@ -1572,10 +1162,6 @@
           <w:p>
             <w:r/>
             <w:r>
-              <w:rPr>
-                <w:rFonts w:ascii="맑은 고딕" w:hAnsi="맑은 고딕" w:eastAsia="맑은 고딕"/>
-                <w:sz w:val="19"/>
-              </w:rPr>
               <w:t>MVP</w:t>
             </w:r>
           </w:p>
@@ -1589,10 +1175,6 @@
           <w:p>
             <w:r/>
             <w:r>
-              <w:rPr>
-                <w:rFonts w:ascii="맑은 고딕" w:hAnsi="맑은 고딕" w:eastAsia="맑은 고딕"/>
-                <w:sz w:val="19"/>
-              </w:rPr>
               <w:t>로컬 저장·백업</w:t>
             </w:r>
           </w:p>
@@ -1604,10 +1186,6 @@
           <w:p>
             <w:r/>
             <w:r>
-              <w:rPr>
-                <w:rFonts w:ascii="맑은 고딕" w:hAnsi="맑은 고딕" w:eastAsia="맑은 고딕"/>
-                <w:sz w:val="19"/>
-              </w:rPr>
               <w:t>브라우저 저장소에 자동 보관 + 전체 데이터를 로컬 파일(JSON 또는 엑셀)로 백업·복원</w:t>
             </w:r>
           </w:p>
@@ -1619,10 +1197,6 @@
           <w:p>
             <w:r/>
             <w:r>
-              <w:rPr>
-                <w:rFonts w:ascii="맑은 고딕" w:hAnsi="맑은 고딕" w:eastAsia="맑은 고딕"/>
-                <w:sz w:val="19"/>
-              </w:rPr>
               <w:t>MVP</w:t>
             </w:r>
           </w:p>
@@ -1636,10 +1210,6 @@
           <w:p>
             <w:r/>
             <w:r>
-              <w:rPr>
-                <w:rFonts w:ascii="맑은 고딕" w:hAnsi="맑은 고딕" w:eastAsia="맑은 고딕"/>
-                <w:sz w:val="19"/>
-              </w:rPr>
               <w:t>변경 이력</w:t>
             </w:r>
           </w:p>
@@ -1651,10 +1221,6 @@
           <w:p>
             <w:r/>
             <w:r>
-              <w:rPr>
-                <w:rFonts w:ascii="맑은 고딕" w:hAnsi="맑은 고딕" w:eastAsia="맑은 고딕"/>
-                <w:sz w:val="19"/>
-              </w:rPr>
               <w:t>카탈로그·레코드 수정 시 언제 무엇이 바뀌었는지 기록</w:t>
             </w:r>
           </w:p>
@@ -1666,10 +1232,6 @@
           <w:p>
             <w:r/>
             <w:r>
-              <w:rPr>
-                <w:rFonts w:ascii="맑은 고딕" w:hAnsi="맑은 고딕" w:eastAsia="맑은 고딕"/>
-                <w:sz w:val="19"/>
-              </w:rPr>
               <w:t>확장</w:t>
             </w:r>
           </w:p>
@@ -1683,10 +1245,6 @@
           <w:p>
             <w:r/>
             <w:r>
-              <w:rPr>
-                <w:rFonts w:ascii="맑은 고딕" w:hAnsi="맑은 고딕" w:eastAsia="맑은 고딕"/>
-                <w:sz w:val="19"/>
-              </w:rPr>
               <w:t>옵션 조합 분석</w:t>
             </w:r>
           </w:p>
@@ -1698,10 +1256,6 @@
           <w:p>
             <w:r/>
             <w:r>
-              <w:rPr>
-                <w:rFonts w:ascii="맑은 고딕" w:hAnsi="맑은 고딕" w:eastAsia="맑은 고딕"/>
-                <w:sz w:val="19"/>
-              </w:rPr>
               <w:t>함께 선택되는 옵션 조합(예: 특정 CAN SA와 Pedal type)의 빈도</w:t>
             </w:r>
           </w:p>
@@ -1713,10 +1267,6 @@
           <w:p>
             <w:r/>
             <w:r>
-              <w:rPr>
-                <w:rFonts w:ascii="맑은 고딕" w:hAnsi="맑은 고딕" w:eastAsia="맑은 고딕"/>
-                <w:sz w:val="19"/>
-              </w:rPr>
               <w:t>확장</w:t>
             </w:r>
           </w:p>
@@ -1730,10 +1280,6 @@
           <w:p>
             <w:r/>
             <w:r>
-              <w:rPr>
-                <w:rFonts w:ascii="맑은 고딕" w:hAnsi="맑은 고딕" w:eastAsia="맑은 고딕"/>
-                <w:sz w:val="19"/>
-              </w:rPr>
               <w:t>표준 사양 후보 추천</w:t>
             </w:r>
           </w:p>
@@ -1745,10 +1291,6 @@
           <w:p>
             <w:r/>
             <w:r>
-              <w:rPr>
-                <w:rFonts w:ascii="맑은 고딕" w:hAnsi="맑은 고딕" w:eastAsia="맑은 고딕"/>
-                <w:sz w:val="19"/>
-              </w:rPr>
               <w:t>지역·장비 유형별로 대부분이 고르는 선택지를 「표준 후보」로 표시</w:t>
             </w:r>
           </w:p>
@@ -1760,10 +1302,6 @@
           <w:p>
             <w:r/>
             <w:r>
-              <w:rPr>
-                <w:rFonts w:ascii="맑은 고딕" w:hAnsi="맑은 고딕" w:eastAsia="맑은 고딕"/>
-                <w:sz w:val="19"/>
-              </w:rPr>
               <w:t>확장</w:t>
             </w:r>
           </w:p>
@@ -1777,10 +1315,6 @@
           <w:p>
             <w:r/>
             <w:r>
-              <w:rPr>
-                <w:rFonts w:ascii="맑은 고딕" w:hAnsi="맑은 고딕" w:eastAsia="맑은 고딕"/>
-                <w:sz w:val="19"/>
-              </w:rPr>
               <w:t>AI 요약</w:t>
             </w:r>
           </w:p>
@@ -1792,10 +1326,6 @@
           <w:p>
             <w:r/>
             <w:r>
-              <w:rPr>
-                <w:rFonts w:ascii="맑은 고딕" w:hAnsi="맑은 고딕" w:eastAsia="맑은 고딕"/>
-                <w:sz w:val="19"/>
-              </w:rPr>
               <w:t>분석 결과(집계 숫자만)를 개선 검토 문장으로 정리</w:t>
             </w:r>
           </w:p>
@@ -1807,28 +1337,17 @@
           <w:p>
             <w:r/>
             <w:r>
-              <w:rPr>
-                <w:rFonts w:ascii="맑은 고딕" w:hAnsi="맑은 고딕" w:eastAsia="맑은 고딕"/>
-                <w:sz w:val="19"/>
-              </w:rPr>
               <w:t>확장 (외부 AI 허용 시)</w:t>
             </w:r>
           </w:p>
         </w:tc>
       </w:tr>
     </w:tbl>
-    <w:p/>
     <w:p>
       <w:pPr>
-        <w:pStyle w:val="Heading2"/>
+        <w:pStyle w:val="Heading1"/>
       </w:pPr>
       <w:r>
-        <w:rPr>
-          <w:rFonts w:ascii="맑은 고딕" w:hAnsi="맑은 고딕" w:eastAsia="맑은 고딕"/>
-          <w:b/>
-          <w:color w:val="1F3864"/>
-          <w:sz w:val="28"/>
-        </w:rPr>
         <w:t>6. 기대 산출물</w:t>
       </w:r>
     </w:p>
@@ -1838,17 +1357,11 @@
       </w:pPr>
       <w:r>
         <w:rPr>
-          <w:rFonts w:ascii="맑은 고딕" w:hAnsi="맑은 고딕" w:eastAsia="맑은 고딕"/>
           <w:b/>
-          <w:sz w:val="21"/>
         </w:rPr>
         <w:t>옵션 통합 관리 도구(브라우저)</w:t>
       </w:r>
       <w:r>
-        <w:rPr>
-          <w:rFonts w:ascii="맑은 고딕" w:hAnsi="맑은 고딕" w:eastAsia="맑은 고딕"/>
-          <w:sz w:val="21"/>
-        </w:rPr>
         <w:t xml:space="preserve"> — 카탈로그 편집, 레코드 입력, 엑셀 가져오기·내보내기</w:t>
       </w:r>
     </w:p>
@@ -1858,17 +1371,11 @@
       </w:pPr>
       <w:r>
         <w:rPr>
-          <w:rFonts w:ascii="맑은 고딕" w:hAnsi="맑은 고딕" w:eastAsia="맑은 고딕"/>
           <w:b/>
-          <w:sz w:val="21"/>
         </w:rPr>
         <w:t>옵션 카탈로그</w:t>
       </w:r>
       <w:r>
-        <w:rPr>
-          <w:rFonts w:ascii="맑은 고딕" w:hAnsi="맑은 고딕" w:eastAsia="맑은 고딕"/>
-          <w:sz w:val="21"/>
-        </w:rPr>
         <w:t xml:space="preserve"> — 항목 15개 정도와 항목별 선택지 정의표(담당자가 계속 확장)</w:t>
       </w:r>
     </w:p>
@@ -1878,17 +1385,11 @@
       </w:pPr>
       <w:r>
         <w:rPr>
-          <w:rFonts w:ascii="맑은 고딕" w:hAnsi="맑은 고딕" w:eastAsia="맑은 고딕"/>
           <w:b/>
-          <w:sz w:val="21"/>
         </w:rPr>
         <w:t>옵션 사용 분석 화면</w:t>
       </w:r>
       <w:r>
-        <w:rPr>
-          <w:rFonts w:ascii="맑은 고딕" w:hAnsi="맑은 고딕" w:eastAsia="맑은 고딕"/>
-          <w:sz w:val="21"/>
-        </w:rPr>
         <w:t xml:space="preserve"> — 고객사·지역·장비 유형별 사용 빈도·비율 피벗과 그래프</w:t>
       </w:r>
     </w:p>
@@ -1898,31 +1399,19 @@
       </w:pPr>
       <w:r>
         <w:rPr>
-          <w:rFonts w:ascii="맑은 고딕" w:hAnsi="맑은 고딕" w:eastAsia="맑은 고딕"/>
           <w:b/>
-          <w:sz w:val="21"/>
         </w:rPr>
         <w:t>분석 엑셀 보고서</w:t>
       </w:r>
       <w:r>
-        <w:rPr>
-          <w:rFonts w:ascii="맑은 고딕" w:hAnsi="맑은 고딕" w:eastAsia="맑은 고딕"/>
-          <w:sz w:val="21"/>
-        </w:rPr>
         <w:t xml:space="preserve"> — 개선 검토 회의용 내보내기 파일</w:t>
       </w:r>
     </w:p>
     <w:p>
       <w:pPr>
-        <w:pStyle w:val="Heading2"/>
+        <w:pStyle w:val="Heading1"/>
       </w:pPr>
       <w:r>
-        <w:rPr>
-          <w:rFonts w:ascii="맑은 고딕" w:hAnsi="맑은 고딕" w:eastAsia="맑은 고딕"/>
-          <w:b/>
-          <w:color w:val="1F3864"/>
-          <w:sz w:val="28"/>
-        </w:rPr>
         <w:t>7. 기술 구성</w:t>
       </w:r>
     </w:p>
@@ -1940,7 +1429,6 @@
         <w:tc>
           <w:tcPr>
             <w:tcW w:type="dxa" w:w="4320"/>
-            <w:shd w:val="clear" w:color="auto" w:fill="E8EEF6"/>
           </w:tcPr>
           <w:p>
             <w:r>
@@ -1950,9 +1438,7 @@
             </w:r>
             <w:r>
               <w:rPr>
-                <w:rFonts w:ascii="맑은 고딕" w:hAnsi="맑은 고딕" w:eastAsia="맑은 고딕"/>
                 <w:b/>
-                <w:sz w:val="19"/>
               </w:rPr>
               <w:t>과정 도구</w:t>
             </w:r>
@@ -1961,7 +1447,6 @@
         <w:tc>
           <w:tcPr>
             <w:tcW w:type="dxa" w:w="4320"/>
-            <w:shd w:val="clear" w:color="auto" w:fill="E8EEF6"/>
           </w:tcPr>
           <w:p>
             <w:r>
@@ -1971,9 +1456,7 @@
             </w:r>
             <w:r>
               <w:rPr>
-                <w:rFonts w:ascii="맑은 고딕" w:hAnsi="맑은 고딕" w:eastAsia="맑은 고딕"/>
                 <w:b/>
-                <w:sz w:val="19"/>
               </w:rPr>
               <w:t>이 프로젝트에서 쓰는 곳</w:t>
             </w:r>
@@ -1988,10 +1471,6 @@
           <w:p>
             <w:r/>
             <w:r>
-              <w:rPr>
-                <w:rFonts w:ascii="맑은 고딕" w:hAnsi="맑은 고딕" w:eastAsia="맑은 고딕"/>
-                <w:sz w:val="19"/>
-              </w:rPr>
               <w:t>DAY1 암묵지 자산화·전략기획</w:t>
             </w:r>
           </w:p>
@@ -2003,10 +1482,6 @@
           <w:p>
             <w:r/>
             <w:r>
-              <w:rPr>
-                <w:rFonts w:ascii="맑은 고딕" w:hAnsi="맑은 고딕" w:eastAsia="맑은 고딕"/>
-                <w:sz w:val="19"/>
-              </w:rPr>
               <w:t>담당자가 알고 있는 「지역·장비별로 보통 이렇게 간다」는 경험을 옵션 카탈로그와 분석 기준으로 꺼내 적기</w:t>
             </w:r>
           </w:p>
@@ -2020,10 +1495,6 @@
           <w:p>
             <w:r/>
             <w:r>
-              <w:rPr>
-                <w:rFonts w:ascii="맑은 고딕" w:hAnsi="맑은 고딕" w:eastAsia="맑은 고딕"/>
-                <w:sz w:val="19"/>
-              </w:rPr>
               <w:t>DAY2 코랩(Python)·바이브코딩</w:t>
             </w:r>
           </w:p>
@@ -2035,10 +1506,6 @@
           <w:p>
             <w:r/>
             <w:r>
-              <w:rPr>
-                <w:rFonts w:ascii="맑은 고딕" w:hAnsi="맑은 고딕" w:eastAsia="맑은 고딕"/>
-                <w:sz w:val="19"/>
-              </w:rPr>
               <w:t>카탈로그 편집·입력·집계 화면 제작 — 이 프로젝트의 중심</w:t>
             </w:r>
           </w:p>
@@ -2052,10 +1519,6 @@
           <w:p>
             <w:r/>
             <w:r>
-              <w:rPr>
-                <w:rFonts w:ascii="맑은 고딕" w:hAnsi="맑은 고딕" w:eastAsia="맑은 고딕"/>
-                <w:sz w:val="19"/>
-              </w:rPr>
               <w:t>DAY3 멀티모달 비정형 정보화</w:t>
             </w:r>
           </w:p>
@@ -2067,10 +1530,6 @@
           <w:p>
             <w:r/>
             <w:r>
-              <w:rPr>
-                <w:rFonts w:ascii="맑은 고딕" w:hAnsi="맑은 고딕" w:eastAsia="맑은 고딕"/>
-                <w:sz w:val="19"/>
-              </w:rPr>
               <w:t>(필요 시) 고객사 사양서·요구서 문서에서 옵션 선택 내역 추출</w:t>
             </w:r>
           </w:p>
@@ -2084,10 +1543,6 @@
           <w:p>
             <w:r/>
             <w:r>
-              <w:rPr>
-                <w:rFonts w:ascii="맑은 고딕" w:hAnsi="맑은 고딕" w:eastAsia="맑은 고딕"/>
-                <w:sz w:val="19"/>
-              </w:rPr>
               <w:t>DAY4 RAG (Dify, NotebookLM)</w:t>
             </w:r>
           </w:p>
@@ -2099,10 +1554,6 @@
           <w:p>
             <w:r/>
             <w:r>
-              <w:rPr>
-                <w:rFonts w:ascii="맑은 고딕" w:hAnsi="맑은 고딕" w:eastAsia="맑은 고딕"/>
-                <w:sz w:val="19"/>
-              </w:rPr>
               <w:t>옵션별 설계 배경·사양서를 근거로 「왜 이 선택지를 쓰는가」 질의 (확장, 보안 허용 시)</w:t>
             </w:r>
           </w:p>
@@ -2116,10 +1567,6 @@
           <w:p>
             <w:r/>
             <w:r>
-              <w:rPr>
-                <w:rFonts w:ascii="맑은 고딕" w:hAnsi="맑은 고딕" w:eastAsia="맑은 고딕"/>
-                <w:sz w:val="19"/>
-              </w:rPr>
               <w:t>DAY5 Make 자동화</w:t>
             </w:r>
           </w:p>
@@ -2131,10 +1578,6 @@
           <w:p>
             <w:r/>
             <w:r>
-              <w:rPr>
-                <w:rFonts w:ascii="맑은 고딕" w:hAnsi="맑은 고딕" w:eastAsia="맑은 고딕"/>
-                <w:sz w:val="19"/>
-              </w:rPr>
               <w:t>정기 옵션 사용 현황 보고서 배포 (확장, 보안 허용 시)</w:t>
             </w:r>
           </w:p>
@@ -2148,10 +1591,6 @@
           <w:p>
             <w:r/>
             <w:r>
-              <w:rPr>
-                <w:rFonts w:ascii="맑은 고딕" w:hAnsi="맑은 고딕" w:eastAsia="맑은 고딕"/>
-                <w:sz w:val="19"/>
-              </w:rPr>
               <w:t>생성형 AI</w:t>
             </w:r>
           </w:p>
@@ -2163,23 +1602,16 @@
           <w:p>
             <w:r/>
             <w:r>
-              <w:rPr>
-                <w:rFonts w:ascii="맑은 고딕" w:hAnsi="맑은 고딕" w:eastAsia="맑은 고딕"/>
-                <w:sz w:val="19"/>
-              </w:rPr>
               <w:t>분석 결과 요약, 개선 후보 정리 보조</w:t>
             </w:r>
           </w:p>
         </w:tc>
       </w:tr>
     </w:tbl>
-    <w:p/>
     <w:p>
       <w:r>
         <w:rPr>
-          <w:rFonts w:ascii="맑은 고딕" w:hAnsi="맑은 고딕" w:eastAsia="맑은 고딕"/>
           <w:b/>
-          <w:sz w:val="21"/>
         </w:rPr>
         <w:t>개발 형태(권장)</w:t>
       </w:r>
@@ -2190,47 +1622,29 @@
       </w:pPr>
       <w:r>
         <w:rPr>
-          <w:rFonts w:ascii="맑은 고딕" w:hAnsi="맑은 고딕" w:eastAsia="맑은 고딕"/>
           <w:b/>
-          <w:sz w:val="21"/>
         </w:rPr>
         <w:t>설치 없이 브라우저에서 도는 정적 웹 도구</w:t>
       </w:r>
       <w:r>
-        <w:rPr>
-          <w:rFonts w:ascii="맑은 고딕" w:hAnsi="맑은 고딕" w:eastAsia="맑은 고딕"/>
-          <w:sz w:val="21"/>
-        </w:rPr>
         <w:t xml:space="preserve">로 만듭니다. 데이터는 </w:t>
       </w:r>
       <w:r>
         <w:rPr>
-          <w:rFonts w:ascii="맑은 고딕" w:hAnsi="맑은 고딕" w:eastAsia="맑은 고딕"/>
           <w:b/>
-          <w:sz w:val="21"/>
         </w:rPr>
         <w:t>브라우저 저장소와 담당자 PC의 로컬 파일에만</w:t>
       </w:r>
       <w:r>
-        <w:rPr>
-          <w:rFonts w:ascii="맑은 고딕" w:hAnsi="맑은 고딕" w:eastAsia="맑은 고딕"/>
-          <w:sz w:val="21"/>
-        </w:rPr>
         <w:t xml:space="preserve"> 두고 서버·클라우드로 보내지 않으므로 </w:t>
       </w:r>
       <w:r>
         <w:rPr>
-          <w:rFonts w:ascii="맑은 고딕" w:hAnsi="맑은 고딕" w:eastAsia="맑은 고딕"/>
           <w:b/>
-          <w:sz w:val="21"/>
         </w:rPr>
         <w:t>고객사 정보가 외부로 나가지 않습니다.</w:t>
       </w:r>
       <w:r>
-        <w:rPr>
-          <w:rFonts w:ascii="맑은 고딕" w:hAnsi="맑은 고딕" w:eastAsia="맑은 고딕"/>
-          <w:sz w:val="21"/>
-        </w:rPr>
         <w:t xml:space="preserve"> 원문에서 보안을 이유로 통합 관리를 미뤄 왔다고 했으므로 이 점을 가장 우선합니다.</w:t>
       </w:r>
     </w:p>
@@ -2239,10 +1653,6 @@
         <w:pStyle w:val="ListBullet"/>
       </w:pPr>
       <w:r>
-        <w:rPr>
-          <w:rFonts w:ascii="맑은 고딕" w:hAnsi="맑은 고딕" w:eastAsia="맑은 고딕"/>
-          <w:sz w:val="21"/>
-        </w:rPr>
         <w:t>집계는 건수·비율 계산이라 AI 서비스가 필요 없습니다.</w:t>
       </w:r>
     </w:p>
@@ -2251,25 +1661,15 @@
         <w:pStyle w:val="ListBullet"/>
       </w:pPr>
       <w:r>
-        <w:rPr>
-          <w:rFonts w:ascii="맑은 고딕" w:hAnsi="맑은 고딕" w:eastAsia="맑은 고딕"/>
-          <w:sz w:val="21"/>
-        </w:rPr>
         <w:t xml:space="preserve">브라우저 저장소는 브라우저 데이터를 지우면 함께 사라지므로, </w:t>
       </w:r>
       <w:r>
         <w:rPr>
-          <w:rFonts w:ascii="맑은 고딕" w:hAnsi="맑은 고딕" w:eastAsia="맑은 고딕"/>
           <w:b/>
-          <w:sz w:val="21"/>
         </w:rPr>
         <w:t>로컬 파일 백업을 기본 작업 흐름</w:t>
       </w:r>
       <w:r>
-        <w:rPr>
-          <w:rFonts w:ascii="맑은 고딕" w:hAnsi="맑은 고딕" w:eastAsia="맑은 고딕"/>
-          <w:sz w:val="21"/>
-        </w:rPr>
         <w:t>으로 둡니다. 여러 사람이 함께 쓰려면 사내 공유 폴더의 파일을 주고받는 방식을 먼저 검토합니다(가정 — 사내 보안 기준 확인 필요).</w:t>
       </w:r>
     </w:p>
@@ -2278,11 +1678,15 @@
         <w:pStyle w:val="ListBullet"/>
       </w:pPr>
       <w:r>
-        <w:rPr>
-          <w:rFonts w:ascii="맑은 고딕" w:hAnsi="맑은 고딕" w:eastAsia="맑은 고딕"/>
-          <w:sz w:val="21"/>
-        </w:rPr>
         <w:t>AI 요약은 고객사명을 뺀 집계 숫자만 넘기는 방식으로 선택 기능으로 둡니다(외부 AI 사용 허용 여부 확인 필요).</w:t>
+      </w:r>
+    </w:p>
+    <w:p>
+      <w:pPr>
+        <w:pStyle w:val="Heading1"/>
+      </w:pPr>
+      <w:r>
+        <w:t>8. 개발 단계</w:t>
       </w:r>
     </w:p>
     <w:p>
@@ -2290,50 +1694,20 @@
         <w:pStyle w:val="Heading2"/>
       </w:pPr>
       <w:r>
-        <w:rPr>
-          <w:rFonts w:ascii="맑은 고딕" w:hAnsi="맑은 고딕" w:eastAsia="맑은 고딕"/>
-          <w:b/>
-          <w:color w:val="1F3864"/>
-          <w:sz w:val="28"/>
-        </w:rPr>
-        <w:t>8. 개발 단계</w:t>
-      </w:r>
-    </w:p>
-    <w:p>
-      <w:pPr>
-        <w:pStyle w:val="Heading3"/>
-      </w:pPr>
-      <w:r>
-        <w:rPr>
-          <w:rFonts w:ascii="맑은 고딕" w:hAnsi="맑은 고딕" w:eastAsia="맑은 고딕"/>
-          <w:b/>
-          <w:color w:val="1F3864"/>
-          <w:sz w:val="24"/>
-        </w:rPr>
         <w:t>1단계 — 지금 바로 개발 가능한 부분</w:t>
       </w:r>
     </w:p>
     <w:p>
       <w:r>
-        <w:rPr>
-          <w:rFonts w:ascii="맑은 고딕" w:hAnsi="맑은 고딕" w:eastAsia="맑은 고딕"/>
-          <w:sz w:val="21"/>
-        </w:rPr>
         <w:t xml:space="preserve">항목 구성이 담당자 정의로 바뀔 수 있다는 점이 원문의 핵심 요구이므로, </w:t>
       </w:r>
       <w:r>
         <w:rPr>
-          <w:rFonts w:ascii="맑은 고딕" w:hAnsi="맑은 고딕" w:eastAsia="맑은 고딕"/>
           <w:b/>
-          <w:sz w:val="21"/>
         </w:rPr>
         <w:t>실제 항목 목록을 받기 전에도 카탈로그를 편집할 수 있는 구조</w:t>
       </w:r>
       <w:r>
-        <w:rPr>
-          <w:rFonts w:ascii="맑은 고딕" w:hAnsi="맑은 고딕" w:eastAsia="맑은 고딕"/>
-          <w:sz w:val="21"/>
-        </w:rPr>
         <w:t>로 먼저 만들 수 있습니다.</w:t>
       </w:r>
     </w:p>
@@ -2342,10 +1716,6 @@
         <w:pStyle w:val="ListBullet"/>
       </w:pPr>
       <w:r>
-        <w:rPr>
-          <w:rFonts w:ascii="맑은 고딕" w:hAnsi="맑은 고딕" w:eastAsia="맑은 고딕"/>
-          <w:sz w:val="21"/>
-        </w:rPr>
         <w:t>옵션 카탈로그 편집 화면(항목·선택지 추가·수정·숨김) — 초기값은 원문 예시(ATS type, CAN SA, Pedal type, starter control type, check engine lamp: CAN type / HW type)로 채움</w:t>
       </w:r>
     </w:p>
@@ -2354,10 +1724,6 @@
         <w:pStyle w:val="ListBullet"/>
       </w:pPr>
       <w:r>
-        <w:rPr>
-          <w:rFonts w:ascii="맑은 고딕" w:hAnsi="맑은 고딕" w:eastAsia="맑은 고딕"/>
-          <w:sz w:val="21"/>
-        </w:rPr>
         <w:t>레코드 입력 화면(고객사·engine suffix·장비 유형·지역·출력 + 옵션 선택)</w:t>
       </w:r>
     </w:p>
@@ -2366,10 +1732,6 @@
         <w:pStyle w:val="ListBullet"/>
       </w:pPr>
       <w:r>
-        <w:rPr>
-          <w:rFonts w:ascii="맑은 고딕" w:hAnsi="맑은 고딕" w:eastAsia="맑은 고딕"/>
-          <w:sz w:val="21"/>
-        </w:rPr>
         <w:t>엑셀 가져오기(열 매핑)·내보내기</w:t>
       </w:r>
     </w:p>
@@ -2378,10 +1740,6 @@
         <w:pStyle w:val="ListBullet"/>
       </w:pPr>
       <w:r>
-        <w:rPr>
-          <w:rFonts w:ascii="맑은 고딕" w:hAnsi="맑은 고딕" w:eastAsia="맑은 고딕"/>
-          <w:sz w:val="21"/>
-        </w:rPr>
         <w:t>옵션별 사용 빈도·비율, 고객사·지역·장비 유형별 피벗 표와 그래프</w:t>
       </w:r>
     </w:p>
@@ -2390,10 +1748,6 @@
         <w:pStyle w:val="ListBullet"/>
       </w:pPr>
       <w:r>
-        <w:rPr>
-          <w:rFonts w:ascii="맑은 고딕" w:hAnsi="맑은 고딕" w:eastAsia="맑은 고딕"/>
-          <w:sz w:val="21"/>
-        </w:rPr>
         <w:t>브라우저 로컬 저장과 로컬 파일 백업·복원</w:t>
       </w:r>
     </w:p>
@@ -2402,24 +1756,14 @@
         <w:pStyle w:val="ListBullet"/>
       </w:pPr>
       <w:r>
-        <w:rPr>
-          <w:rFonts w:ascii="맑은 고딕" w:hAnsi="맑은 고딕" w:eastAsia="맑은 고딕"/>
-          <w:sz w:val="21"/>
-        </w:rPr>
         <w:t>시험용으로는 가상의 고객사·장비 레코드를 만들어, 일부러 지역·장비 유형별로 치우친 선택을 넣어 분석 화면이 그 차이를 보여 주는지 확인합니다.</w:t>
       </w:r>
     </w:p>
     <w:p>
       <w:pPr>
-        <w:pStyle w:val="Heading3"/>
+        <w:pStyle w:val="Heading2"/>
       </w:pPr>
       <w:r>
-        <w:rPr>
-          <w:rFonts w:ascii="맑은 고딕" w:hAnsi="맑은 고딕" w:eastAsia="맑은 고딕"/>
-          <w:b/>
-          <w:color w:val="1F3864"/>
-          <w:sz w:val="24"/>
-        </w:rPr>
         <w:t>2단계</w:t>
       </w:r>
     </w:p>
@@ -2428,10 +1772,6 @@
         <w:pStyle w:val="ListBullet"/>
       </w:pPr>
       <w:r>
-        <w:rPr>
-          <w:rFonts w:ascii="맑은 고딕" w:hAnsi="맑은 고딕" w:eastAsia="맑은 고딕"/>
-          <w:sz w:val="21"/>
-        </w:rPr>
         <w:t>실제 옵션 항목·선택지 목록과 기존 엑셀로 카탈로그 초기값·가져오기 보정</w:t>
       </w:r>
     </w:p>
@@ -2440,10 +1780,6 @@
         <w:pStyle w:val="ListBullet"/>
       </w:pPr>
       <w:r>
-        <w:rPr>
-          <w:rFonts w:ascii="맑은 고딕" w:hAnsi="맑은 고딕" w:eastAsia="맑은 고딕"/>
-          <w:sz w:val="21"/>
-        </w:rPr>
         <w:t>옵션 조합 분석, 출력 구간별 분석</w:t>
       </w:r>
     </w:p>
@@ -2452,24 +1788,14 @@
         <w:pStyle w:val="ListBullet"/>
       </w:pPr>
       <w:r>
-        <w:rPr>
-          <w:rFonts w:ascii="맑은 고딕" w:hAnsi="맑은 고딕" w:eastAsia="맑은 고딕"/>
-          <w:sz w:val="21"/>
-        </w:rPr>
         <w:t>변경 이력 기록, 표준 사양 후보 표시</w:t>
       </w:r>
     </w:p>
     <w:p>
       <w:pPr>
-        <w:pStyle w:val="Heading3"/>
+        <w:pStyle w:val="Heading2"/>
       </w:pPr>
       <w:r>
-        <w:rPr>
-          <w:rFonts w:ascii="맑은 고딕" w:hAnsi="맑은 고딕" w:eastAsia="맑은 고딕"/>
-          <w:b/>
-          <w:color w:val="1F3864"/>
-          <w:sz w:val="24"/>
-        </w:rPr>
         <w:t>3단계</w:t>
       </w:r>
     </w:p>
@@ -2478,10 +1804,6 @@
         <w:pStyle w:val="ListBullet"/>
       </w:pPr>
       <w:r>
-        <w:rPr>
-          <w:rFonts w:ascii="맑은 고딕" w:hAnsi="맑은 고딕" w:eastAsia="맑은 고딕"/>
-          <w:sz w:val="21"/>
-        </w:rPr>
         <w:t>개선 검토 결과(표준화 제안 등)를 레코드에 연결해 관리</w:t>
       </w:r>
     </w:p>
@@ -2490,24 +1812,14 @@
         <w:pStyle w:val="ListBullet"/>
       </w:pPr>
       <w:r>
-        <w:rPr>
-          <w:rFonts w:ascii="맑은 고딕" w:hAnsi="맑은 고딕" w:eastAsia="맑은 고딕"/>
-          <w:sz w:val="21"/>
-        </w:rPr>
         <w:t>AI 요약 보고서, 사양서 기반 질의(Dify), 정기 보고서 배포(Make) — 모두 사내 보안 기준 허용 범위 안에서</w:t>
       </w:r>
     </w:p>
     <w:p>
       <w:pPr>
-        <w:pStyle w:val="Heading2"/>
+        <w:pStyle w:val="Heading1"/>
       </w:pPr>
       <w:r>
-        <w:rPr>
-          <w:rFonts w:ascii="맑은 고딕" w:hAnsi="맑은 고딕" w:eastAsia="맑은 고딕"/>
-          <w:b/>
-          <w:color w:val="1F3864"/>
-          <w:sz w:val="28"/>
-        </w:rPr>
         <w:t>9. 기대 효과</w:t>
       </w:r>
     </w:p>
@@ -2517,17 +1829,11 @@
       </w:pPr>
       <w:r>
         <w:rPr>
-          <w:rFonts w:ascii="맑은 고딕" w:hAnsi="맑은 고딕" w:eastAsia="맑은 고딕"/>
           <w:b/>
-          <w:sz w:val="21"/>
         </w:rPr>
         <w:t>옵션 정보 통합</w:t>
       </w:r>
       <w:r>
-        <w:rPr>
-          <w:rFonts w:ascii="맑은 고딕" w:hAnsi="맑은 고딕" w:eastAsia="맑은 고딕"/>
-          <w:sz w:val="21"/>
-        </w:rPr>
         <w:t xml:space="preserve"> — 고객사별로 흩어져 있던 옵션 선택 내역을 같은 기준으로 한 곳에 모읍니다.</w:t>
       </w:r>
     </w:p>
@@ -2537,17 +1843,11 @@
       </w:pPr>
       <w:r>
         <w:rPr>
-          <w:rFonts w:ascii="맑은 고딕" w:hAnsi="맑은 고딕" w:eastAsia="맑은 고딕"/>
           <w:b/>
-          <w:sz w:val="21"/>
         </w:rPr>
         <w:t>지역·장비 유형별 특성 파악</w:t>
       </w:r>
       <w:r>
-        <w:rPr>
-          <w:rFonts w:ascii="맑은 고딕" w:hAnsi="맑은 고딕" w:eastAsia="맑은 고딕"/>
-          <w:sz w:val="21"/>
-        </w:rPr>
         <w:t xml:space="preserve"> — 어느 지역·장비에서 어떤 선택지를 주로 쓰는지 표와 그래프로 바로 확인합니다.</w:t>
       </w:r>
     </w:p>
@@ -2557,17 +1857,11 @@
       </w:pPr>
       <w:r>
         <w:rPr>
-          <w:rFonts w:ascii="맑은 고딕" w:hAnsi="맑은 고딕" w:eastAsia="맑은 고딕"/>
           <w:b/>
-          <w:sz w:val="21"/>
         </w:rPr>
         <w:t>개선·표준화 검토 근거 확보</w:t>
       </w:r>
       <w:r>
-        <w:rPr>
-          <w:rFonts w:ascii="맑은 고딕" w:hAnsi="맑은 고딕" w:eastAsia="맑은 고딕"/>
-          <w:sz w:val="21"/>
-        </w:rPr>
         <w:t xml:space="preserve"> — 사용이 드문 선택지나 한쪽으로 몰린 옵션을 찾아 개선 후보를 검토하는 근거가 됩니다.</w:t>
       </w:r>
     </w:p>
@@ -2577,17 +1871,11 @@
       </w:pPr>
       <w:r>
         <w:rPr>
-          <w:rFonts w:ascii="맑은 고딕" w:hAnsi="맑은 고딕" w:eastAsia="맑은 고딕"/>
           <w:b/>
-          <w:sz w:val="21"/>
         </w:rPr>
         <w:t>항목 확장 용이</w:t>
       </w:r>
       <w:r>
-        <w:rPr>
-          <w:rFonts w:ascii="맑은 고딕" w:hAnsi="맑은 고딕" w:eastAsia="맑은 고딕"/>
-          <w:sz w:val="21"/>
-        </w:rPr>
         <w:t xml:space="preserve"> — 새 옵션 항목이 생겨도 코드 수정 없이 담당자가 바로 추가합니다.</w:t>
       </w:r>
     </w:p>
@@ -2597,49 +1885,31 @@
       </w:pPr>
       <w:r>
         <w:rPr>
-          <w:rFonts w:ascii="맑은 고딕" w:hAnsi="맑은 고딕" w:eastAsia="맑은 고딕"/>
           <w:b/>
-          <w:sz w:val="21"/>
         </w:rPr>
         <w:t>보안 유지</w:t>
       </w:r>
       <w:r>
-        <w:rPr>
-          <w:rFonts w:ascii="맑은 고딕" w:hAnsi="맑은 고딕" w:eastAsia="맑은 고딕"/>
-          <w:sz w:val="21"/>
-        </w:rPr>
         <w:t xml:space="preserve"> — 데이터가 브라우저와 로컬 파일 밖으로 나가지 않습니다.</w:t>
       </w:r>
     </w:p>
     <w:p>
       <w:r>
-        <w:rPr>
-          <w:rFonts w:ascii="맑은 고딕" w:hAnsi="맑은 고딕" w:eastAsia="맑은 고딕"/>
-          <w:sz w:val="21"/>
-        </w:rPr>
         <w:t>제출 자료에는 정량 수치가 없어 이 문서도 수치를 적지 않습니다.</w:t>
       </w:r>
     </w:p>
     <w:p>
       <w:pPr>
-        <w:pStyle w:val="Heading2"/>
+        <w:pStyle w:val="Heading1"/>
       </w:pPr>
       <w:r>
-        <w:rPr>
-          <w:rFonts w:ascii="맑은 고딕" w:hAnsi="맑은 고딕" w:eastAsia="맑은 고딕"/>
-          <w:b/>
-          <w:color w:val="1F3864"/>
-          <w:sz w:val="28"/>
-        </w:rPr>
         <w:t>10. 확인 필요 사항</w:t>
       </w:r>
     </w:p>
     <w:p>
       <w:r>
         <w:rPr>
-          <w:rFonts w:ascii="맑은 고딕" w:hAnsi="맑은 고딕" w:eastAsia="맑은 고딕"/>
           <w:b/>
-          <w:sz w:val="21"/>
         </w:rPr>
         <w:t>샘플 데이터 (필수)</w:t>
       </w:r>
@@ -2649,11 +1919,13 @@
         <w:pStyle w:val="ListNumber"/>
       </w:pPr>
       <w:r>
+        <w:t xml:space="preserve">옵션 항목 전체 목록과 항목별 선택지 — </w:t>
+      </w:r>
+      <w:r>
         <w:rPr>
-          <w:rFonts w:ascii="맑은 고딕" w:hAnsi="맑은 고딕" w:eastAsia="맑은 고딕"/>
-          <w:sz w:val="21"/>
+          <w:b/>
         </w:rPr>
-        <w:t>옵션 항목 15개 정도의 전체 목록과 항목별 선택지(2~5가지 정도) — 실제 이름 그대로</w:t>
+        <w:t>2026-09-29 받음(11장)</w:t>
       </w:r>
     </w:p>
     <w:p>
@@ -2661,10 +1933,6 @@
         <w:pStyle w:val="ListNumber"/>
       </w:pPr>
       <w:r>
-        <w:rPr>
-          <w:rFonts w:ascii="맑은 고딕" w:hAnsi="맑은 고딕" w:eastAsia="맑은 고딕"/>
-          <w:sz w:val="21"/>
-        </w:rPr>
         <w:t>기존에 옵션 내역을 정리해 둔 파일이 있다면 그 형태(엑셀 열 구성, 한 파일에 한 고객사인지 등). 고객사명은 가려도 됩니다.</w:t>
       </w:r>
     </w:p>
@@ -2673,19 +1941,13 @@
         <w:pStyle w:val="ListNumber"/>
       </w:pPr>
       <w:r>
-        <w:rPr>
-          <w:rFonts w:ascii="맑은 고딕" w:hAnsi="맑은 고딕" w:eastAsia="맑은 고딕"/>
-          <w:sz w:val="21"/>
-        </w:rPr>
         <w:t>레코드 1건의 단위 — 「고객사 × 장비 모델」인지, 「고객사 × engine suffix」인지, 프로젝트 단위인지</w:t>
       </w:r>
     </w:p>
     <w:p>
       <w:r>
         <w:rPr>
-          <w:rFonts w:ascii="맑은 고딕" w:hAnsi="맑은 고딕" w:eastAsia="맑은 고딕"/>
           <w:b/>
-          <w:sz w:val="21"/>
         </w:rPr>
         <w:t>항목 정의</w:t>
       </w:r>
@@ -2695,11 +1957,7 @@
         <w:pStyle w:val="ListNumber"/>
       </w:pPr>
       <w:r>
-        <w:rPr>
-          <w:rFonts w:ascii="맑은 고딕" w:hAnsi="맑은 고딕" w:eastAsia="맑은 고딕"/>
-          <w:sz w:val="21"/>
-        </w:rPr>
-        <w:t>지역 구분 기준 — 한국·유럽·미국 외에 어떤 지역이 있는지, 고객사 소재지인지 장비 판매 지역인지</w:t>
+        <w:t>지역 구분 기준 — 2026-09-29 목록에서 Emission regulation(Korea Stage5 · EU Stage5 · NA Tier4f · EU Stage3A · Unregulated)으로 바뀜. 지역 항목을 따로 둘지는 11.4 1번</w:t>
       </w:r>
     </w:p>
     <w:p>
@@ -2707,11 +1965,16 @@
         <w:pStyle w:val="ListNumber"/>
       </w:pPr>
       <w:r>
+        <w:t xml:space="preserve">장비 유형 목록 — </w:t>
+      </w:r>
+      <w:r>
         <w:rPr>
-          <w:rFonts w:ascii="맑은 고딕" w:hAnsi="맑은 고딕" w:eastAsia="맑은 고딕"/>
-          <w:sz w:val="21"/>
+          <w:b/>
         </w:rPr>
-        <w:t>장비 유형 목록 — 굴삭기·지게차·발전기 외 전체 목록</w:t>
+        <w:t>2026-09-29 받음</w:t>
+      </w:r>
+      <w:r>
+        <w:t>: Machine type = Excavator · Forklift · Generator · Loader · TLS</w:t>
       </w:r>
     </w:p>
     <w:p>
@@ -2719,10 +1982,6 @@
         <w:pStyle w:val="ListNumber"/>
       </w:pPr>
       <w:r>
-        <w:rPr>
-          <w:rFonts w:ascii="맑은 고딕" w:hAnsi="맑은 고딕" w:eastAsia="맑은 고딕"/>
-          <w:sz w:val="21"/>
-        </w:rPr>
         <w:t>출력을 구간(예: kW 범위)으로 묶어 분석해야 하는지, 묶는다면 구간 기준</w:t>
       </w:r>
     </w:p>
@@ -2731,10 +1990,6 @@
         <w:pStyle w:val="ListNumber"/>
       </w:pPr>
       <w:r>
-        <w:rPr>
-          <w:rFonts w:ascii="맑은 고딕" w:hAnsi="맑은 고딕" w:eastAsia="맑은 고딕"/>
-          <w:sz w:val="21"/>
-        </w:rPr>
         <w:t>한 옵션에 여러 선택지를 동시에 쓰는 경우가 있는지(예: CAN type과 HW type 병행)</w:t>
       </w:r>
     </w:p>
@@ -2743,19 +1998,13 @@
         <w:pStyle w:val="ListNumber"/>
       </w:pPr>
       <w:r>
-        <w:rPr>
-          <w:rFonts w:ascii="맑은 고딕" w:hAnsi="맑은 고딕" w:eastAsia="맑은 고딕"/>
-          <w:sz w:val="21"/>
-        </w:rPr>
         <w:t>「추가 개선 가능한 항목」 검토에서 보고 싶은 관점 — 사용이 드문 선택지 정리, 지역별 표준 사양 도출 등</w:t>
       </w:r>
     </w:p>
     <w:p>
       <w:r>
         <w:rPr>
-          <w:rFonts w:ascii="맑은 고딕" w:hAnsi="맑은 고딕" w:eastAsia="맑은 고딕"/>
           <w:b/>
-          <w:sz w:val="21"/>
         </w:rPr>
         <w:t>보안·환경</w:t>
       </w:r>
@@ -2765,10 +2014,6 @@
         <w:pStyle w:val="ListNumber"/>
       </w:pPr>
       <w:r>
-        <w:rPr>
-          <w:rFonts w:ascii="맑은 고딕" w:hAnsi="맑은 고딕" w:eastAsia="맑은 고딕"/>
-          <w:sz w:val="21"/>
-        </w:rPr>
         <w:t>통합 관리 데이터를 어디에 둘 수 있는지 — 담당자 PC만인지, 사내 공유 폴더·사내 서버까지 가능한지</w:t>
       </w:r>
     </w:p>
@@ -2777,10 +2022,6 @@
         <w:pStyle w:val="ListNumber"/>
       </w:pPr>
       <w:r>
-        <w:rPr>
-          <w:rFonts w:ascii="맑은 고딕" w:hAnsi="맑은 고딕" w:eastAsia="맑은 고딕"/>
-          <w:sz w:val="21"/>
-        </w:rPr>
         <w:t>여러 사람이 함께 입력·조회해야 하는지(혼자 쓰는 도구인지)</w:t>
       </w:r>
     </w:p>
@@ -2789,11 +2030,15 @@
         <w:pStyle w:val="ListNumber"/>
       </w:pPr>
       <w:r>
-        <w:rPr>
-          <w:rFonts w:ascii="맑은 고딕" w:hAnsi="맑은 고딕" w:eastAsia="맑은 고딕"/>
-          <w:sz w:val="21"/>
-        </w:rPr>
         <w:t>외부 AI 서비스에 집계 결과(고객사명 제외)를 넘겨도 되는지</w:t>
+      </w:r>
+    </w:p>
+    <w:p>
+      <w:pPr>
+        <w:pStyle w:val="Heading1"/>
+      </w:pPr>
+      <w:r>
+        <w:t>11. 2026-09-29 옵션 항목 구체화</w:t>
       </w:r>
     </w:p>
     <w:p>
@@ -2801,12 +2046,1007 @@
         <w:pStyle w:val="Heading2"/>
       </w:pPr>
       <w:r>
+        <w:t>11.1 원문</w:t>
+      </w:r>
+    </w:p>
+    <w:p>
+      <w:pPr>
+        <w:pStyle w:val="Quote"/>
+      </w:pPr>
+      <w:r>
+        <w:t>option 항목을 구체화 하였습니다.</w:t>
+      </w:r>
+    </w:p>
+    <w:p>
+      <w:r>
+        <w:t xml:space="preserve">첨부: 「인터페이스 옵션 관리」 PDF 7쪽 — 이 도구의 「옵션 카탈로그」 화면을 수강생이 직접 고친 뒤 인쇄한 것. 옮긴 목록은 </w:t>
+      </w:r>
+      <w:r>
         <w:rPr>
-          <w:rFonts w:ascii="맑은 고딕" w:hAnsi="맑은 고딕" w:eastAsia="맑은 고딕"/>
+          <w:rFonts w:ascii="Consolas" w:hAnsi="Consolas"/>
+        </w:rPr>
+        <w:t>docs/source/2026-09-29_패들릿_추가요청.md</w:t>
+      </w:r>
+      <w:r>
+        <w:t>.</w:t>
+      </w:r>
+    </w:p>
+    <w:p>
+      <w:r>
+        <w:rPr>
           <w:b/>
-          <w:color w:val="1F3864"/>
-          <w:sz w:val="28"/>
         </w:rPr>
+        <w:t>공개 리포에 넣은 범위(판단 근거).</w:t>
+      </w:r>
+      <w:r>
+        <w:t xml:space="preserve"> 첨부는 도구 화면 인쇄본이라 </w:t>
+      </w:r>
+      <w:r>
+        <w:rPr>
+          <w:b/>
+        </w:rPr>
+        <w:t>항목 이름·선택지 이름·순서</w:t>
+      </w:r>
+      <w:r>
+        <w:t xml:space="preserve">만 담고 있습니다. 화면의 건수(72건·32건 등)는 이 도구의 </w:t>
+      </w:r>
+      <w:r>
+        <w:rPr>
+          <w:b/>
+        </w:rPr>
+        <w:t>가상 예시 데이터</w:t>
+      </w:r>
+      <w:r>
+        <w:t>로 센 값이고, 실제 고객사명·레코드·사내 수치는 없습니다. 항목·선택지 이름은 J1939 메시지명(EEC2·TSC1·CCVS)·배출 규제 단계처럼 업계 공통 용어라 그대로 넣었습니다. PDF 원본은 리포에 넣지 않았습니다(목록으로 전부 옮겼으므로 필요 없음).</w:t>
+      </w:r>
+    </w:p>
+    <w:p>
+      <w:pPr>
+        <w:pStyle w:val="Heading2"/>
+      </w:pPr>
+      <w:r>
+        <w:t>11.2 확정된 카탈로그 (도구 초기값)</w:t>
+      </w:r>
+    </w:p>
+    <w:tbl>
+      <w:tblPr>
+        <w:tblStyle w:val="TableGrid"/>
+        <w:tblW w:type="auto" w:w="0"/>
+        <w:tblLook w:firstColumn="1" w:firstRow="1" w:lastColumn="0" w:lastRow="0" w:noHBand="0" w:noVBand="1" w:val="04A0"/>
+      </w:tblPr>
+      <w:tblGrid>
+        <w:gridCol w:w="2880"/>
+        <w:gridCol w:w="2880"/>
+        <w:gridCol w:w="2880"/>
+      </w:tblGrid>
+      <w:tr>
+        <w:tc>
+          <w:tcPr>
+            <w:tcW w:type="dxa" w:w="2880"/>
+          </w:tcPr>
+          <w:p>
+            <w:r>
+              <w:rPr>
+                <w:b/>
+              </w:rPr>
+            </w:r>
+            <w:r>
+              <w:rPr>
+                <w:b/>
+              </w:rPr>
+              <w:t>구분</w:t>
+            </w:r>
+          </w:p>
+        </w:tc>
+        <w:tc>
+          <w:tcPr>
+            <w:tcW w:type="dxa" w:w="2880"/>
+          </w:tcPr>
+          <w:p>
+            <w:r>
+              <w:rPr>
+                <w:b/>
+              </w:rPr>
+            </w:r>
+            <w:r>
+              <w:rPr>
+                <w:b/>
+              </w:rPr>
+              <w:t>항목</w:t>
+            </w:r>
+          </w:p>
+        </w:tc>
+        <w:tc>
+          <w:tcPr>
+            <w:tcW w:type="dxa" w:w="2880"/>
+          </w:tcPr>
+          <w:p>
+            <w:r>
+              <w:rPr>
+                <w:b/>
+              </w:rPr>
+            </w:r>
+            <w:r>
+              <w:rPr>
+                <w:b/>
+              </w:rPr>
+              <w:t>선택지</w:t>
+            </w:r>
+          </w:p>
+        </w:tc>
+      </w:tr>
+      <w:tr>
+        <w:tc>
+          <w:tcPr>
+            <w:tcW w:type="dxa" w:w="2880"/>
+          </w:tcPr>
+          <w:p>
+            <w:r/>
+            <w:r>
+              <w:t>기본 정보</w:t>
+            </w:r>
+          </w:p>
+        </w:tc>
+        <w:tc>
+          <w:tcPr>
+            <w:tcW w:type="dxa" w:w="2880"/>
+          </w:tcPr>
+          <w:p>
+            <w:r/>
+            <w:r>
+              <w:t>고객사(필수) · engine suffix · 출력</w:t>
+            </w:r>
+          </w:p>
+        </w:tc>
+        <w:tc>
+          <w:tcPr>
+            <w:tcW w:type="dxa" w:w="2880"/>
+          </w:tcPr>
+          <w:p>
+            <w:r/>
+            <w:r>
+              <w:t>글자·숫자</w:t>
+            </w:r>
+          </w:p>
+        </w:tc>
+      </w:tr>
+      <w:tr>
+        <w:tc>
+          <w:tcPr>
+            <w:tcW w:type="dxa" w:w="2880"/>
+          </w:tcPr>
+          <w:p>
+            <w:r/>
+            <w:r>
+              <w:t>기본 정보</w:t>
+            </w:r>
+          </w:p>
+        </w:tc>
+        <w:tc>
+          <w:tcPr>
+            <w:tcW w:type="dxa" w:w="2880"/>
+          </w:tcPr>
+          <w:p>
+            <w:r/>
+            <w:r>
+              <w:rPr>
+                <w:b/>
+              </w:rPr>
+              <w:t>Machine type</w:t>
+            </w:r>
+            <w:r>
+              <w:t xml:space="preserve"> (1단계 「장비 유형」)</w:t>
+            </w:r>
+          </w:p>
+        </w:tc>
+        <w:tc>
+          <w:tcPr>
+            <w:tcW w:type="dxa" w:w="2880"/>
+          </w:tcPr>
+          <w:p>
+            <w:r/>
+            <w:r>
+              <w:t>Excavator · Forklift · Generator · Loader · TLS</w:t>
+            </w:r>
+          </w:p>
+        </w:tc>
+      </w:tr>
+      <w:tr>
+        <w:tc>
+          <w:tcPr>
+            <w:tcW w:type="dxa" w:w="2880"/>
+          </w:tcPr>
+          <w:p>
+            <w:r/>
+            <w:r>
+              <w:t>기본 정보</w:t>
+            </w:r>
+          </w:p>
+        </w:tc>
+        <w:tc>
+          <w:tcPr>
+            <w:tcW w:type="dxa" w:w="2880"/>
+          </w:tcPr>
+          <w:p>
+            <w:r/>
+            <w:r>
+              <w:rPr>
+                <w:b/>
+              </w:rPr>
+              <w:t>Emission regulation</w:t>
+            </w:r>
+            <w:r>
+              <w:t xml:space="preserve"> (1단계 「지역」)</w:t>
+            </w:r>
+          </w:p>
+        </w:tc>
+        <w:tc>
+          <w:tcPr>
+            <w:tcW w:type="dxa" w:w="2880"/>
+          </w:tcPr>
+          <w:p>
+            <w:r/>
+            <w:r>
+              <w:t>Korea Stage5 · EU Stage5 · NA Tier4f · EU Stage3A · Unregulated</w:t>
+            </w:r>
+          </w:p>
+        </w:tc>
+      </w:tr>
+      <w:tr>
+        <w:tc>
+          <w:tcPr>
+            <w:tcW w:type="dxa" w:w="2880"/>
+          </w:tcPr>
+          <w:p>
+            <w:r/>
+            <w:r>
+              <w:t>옵션</w:t>
+            </w:r>
+          </w:p>
+        </w:tc>
+        <w:tc>
+          <w:tcPr>
+            <w:tcW w:type="dxa" w:w="2880"/>
+          </w:tcPr>
+          <w:p>
+            <w:r/>
+            <w:r>
+              <w:t>ATS type</w:t>
+            </w:r>
+          </w:p>
+        </w:tc>
+        <w:tc>
+          <w:tcPr>
+            <w:tcW w:type="dxa" w:w="2880"/>
+          </w:tcPr>
+          <w:p>
+            <w:r/>
+            <w:r>
+              <w:t>DOC+DPF · DOC_SDPF · DOC · Muffler</w:t>
+            </w:r>
+          </w:p>
+        </w:tc>
+      </w:tr>
+      <w:tr>
+        <w:tc>
+          <w:tcPr>
+            <w:tcW w:type="dxa" w:w="2880"/>
+          </w:tcPr>
+          <w:p>
+            <w:r/>
+            <w:r>
+              <w:t>옵션</w:t>
+            </w:r>
+          </w:p>
+        </w:tc>
+        <w:tc>
+          <w:tcPr>
+            <w:tcW w:type="dxa" w:w="2880"/>
+          </w:tcPr>
+          <w:p>
+            <w:r/>
+            <w:r>
+              <w:t>CAN1(J1939) baudrate</w:t>
+            </w:r>
+          </w:p>
+        </w:tc>
+        <w:tc>
+          <w:tcPr>
+            <w:tcW w:type="dxa" w:w="2880"/>
+          </w:tcPr>
+          <w:p>
+            <w:r/>
+            <w:r>
+              <w:t>250kb · 500kb</w:t>
+            </w:r>
+          </w:p>
+        </w:tc>
+      </w:tr>
+      <w:tr>
+        <w:tc>
+          <w:tcPr>
+            <w:tcW w:type="dxa" w:w="2880"/>
+          </w:tcPr>
+          <w:p>
+            <w:r/>
+            <w:r>
+              <w:t>옵션</w:t>
+            </w:r>
+          </w:p>
+        </w:tc>
+        <w:tc>
+          <w:tcPr>
+            <w:tcW w:type="dxa" w:w="2880"/>
+          </w:tcPr>
+          <w:p>
+            <w:r/>
+            <w:r>
+              <w:t>Accelerator type</w:t>
+            </w:r>
+          </w:p>
+        </w:tc>
+        <w:tc>
+          <w:tcPr>
+            <w:tcW w:type="dxa" w:w="2880"/>
+          </w:tcPr>
+          <w:p>
+            <w:r/>
+            <w:r>
+              <w:t>CAN (SMVCU) · CAN (EEC2) · CAN (TSC1) · Hardwire Foot · Hardwire Foot and Hand</w:t>
+            </w:r>
+          </w:p>
+        </w:tc>
+      </w:tr>
+      <w:tr>
+        <w:tc>
+          <w:tcPr>
+            <w:tcW w:type="dxa" w:w="2880"/>
+          </w:tcPr>
+          <w:p>
+            <w:r/>
+            <w:r>
+              <w:t>옵션</w:t>
+            </w:r>
+          </w:p>
+        </w:tc>
+        <w:tc>
+          <w:tcPr>
+            <w:tcW w:type="dxa" w:w="2880"/>
+          </w:tcPr>
+          <w:p>
+            <w:r/>
+            <w:r>
+              <w:t>starter control type</w:t>
+            </w:r>
+          </w:p>
+        </w:tc>
+        <w:tc>
+          <w:tcPr>
+            <w:tcW w:type="dxa" w:w="2880"/>
+          </w:tcPr>
+          <w:p>
+            <w:r/>
+            <w:r>
+              <w:t>VCU control · ECU control</w:t>
+            </w:r>
+          </w:p>
+        </w:tc>
+      </w:tr>
+      <w:tr>
+        <w:tc>
+          <w:tcPr>
+            <w:tcW w:type="dxa" w:w="2880"/>
+          </w:tcPr>
+          <w:p>
+            <w:r/>
+            <w:r>
+              <w:t>옵션</w:t>
+            </w:r>
+          </w:p>
+        </w:tc>
+        <w:tc>
+          <w:tcPr>
+            <w:tcW w:type="dxa" w:w="2880"/>
+          </w:tcPr>
+          <w:p>
+            <w:r/>
+            <w:r>
+              <w:t>check engine lamp</w:t>
+            </w:r>
+          </w:p>
+        </w:tc>
+        <w:tc>
+          <w:tcPr>
+            <w:tcW w:type="dxa" w:w="2880"/>
+          </w:tcPr>
+          <w:p>
+            <w:r/>
+            <w:r>
+              <w:t>CAN type · HW type</w:t>
+            </w:r>
+          </w:p>
+        </w:tc>
+      </w:tr>
+      <w:tr>
+        <w:tc>
+          <w:tcPr>
+            <w:tcW w:type="dxa" w:w="2880"/>
+          </w:tcPr>
+          <w:p>
+            <w:r/>
+            <w:r>
+              <w:t>옵션</w:t>
+            </w:r>
+          </w:p>
+        </w:tc>
+        <w:tc>
+          <w:tcPr>
+            <w:tcW w:type="dxa" w:w="2880"/>
+          </w:tcPr>
+          <w:p>
+            <w:r/>
+            <w:r>
+              <w:t>Parking Brake</w:t>
+            </w:r>
+          </w:p>
+        </w:tc>
+        <w:tc>
+          <w:tcPr>
+            <w:tcW w:type="dxa" w:w="2880"/>
+          </w:tcPr>
+          <w:p>
+            <w:r/>
+            <w:r>
+              <w:t>CAN (CCVS) · CAN (SMVCU) · Hardwire (Normally open) · Hardwire (Normally closed)</w:t>
+            </w:r>
+          </w:p>
+        </w:tc>
+      </w:tr>
+      <w:tr>
+        <w:tc>
+          <w:tcPr>
+            <w:tcW w:type="dxa" w:w="2880"/>
+          </w:tcPr>
+          <w:p>
+            <w:r/>
+            <w:r>
+              <w:t>옵션</w:t>
+            </w:r>
+          </w:p>
+        </w:tc>
+        <w:tc>
+          <w:tcPr>
+            <w:tcW w:type="dxa" w:w="2880"/>
+          </w:tcPr>
+          <w:p>
+            <w:r/>
+            <w:r>
+              <w:t>SAC lamp · Emergency stop · Regeneration demand switch · Regeneration inhibit switch</w:t>
+            </w:r>
+          </w:p>
+        </w:tc>
+        <w:tc>
+          <w:tcPr>
+            <w:tcW w:type="dxa" w:w="2880"/>
+          </w:tcPr>
+          <w:p>
+            <w:r/>
+            <w:r>
+              <w:t>CAN · Hardwire</w:t>
+            </w:r>
+          </w:p>
+        </w:tc>
+      </w:tr>
+      <w:tr>
+        <w:tc>
+          <w:tcPr>
+            <w:tcW w:type="dxa" w:w="2880"/>
+          </w:tcPr>
+          <w:p>
+            <w:r/>
+            <w:r>
+              <w:t>옵션</w:t>
+            </w:r>
+          </w:p>
+        </w:tc>
+        <w:tc>
+          <w:tcPr>
+            <w:tcW w:type="dxa" w:w="2880"/>
+          </w:tcPr>
+          <w:p>
+            <w:r/>
+            <w:r>
+              <w:t>Oil pressure lamp</w:t>
+            </w:r>
+          </w:p>
+        </w:tc>
+        <w:tc>
+          <w:tcPr>
+            <w:tcW w:type="dxa" w:w="2880"/>
+          </w:tcPr>
+          <w:p>
+            <w:r/>
+            <w:r>
+              <w:t>(선택지 없음 — 원문 그대로 비워 둠)</w:t>
+            </w:r>
+          </w:p>
+        </w:tc>
+      </w:tr>
+      <w:tr>
+        <w:tc>
+          <w:tcPr>
+            <w:tcW w:type="dxa" w:w="2880"/>
+          </w:tcPr>
+          <w:p>
+            <w:r/>
+            <w:r>
+              <w:t>옵션</w:t>
+            </w:r>
+          </w:p>
+        </w:tc>
+        <w:tc>
+          <w:tcPr>
+            <w:tcW w:type="dxa" w:w="2880"/>
+          </w:tcPr>
+          <w:p>
+            <w:r/>
+            <w:r>
+              <w:t>WIF · Electric feed pump</w:t>
+            </w:r>
+          </w:p>
+        </w:tc>
+        <w:tc>
+          <w:tcPr>
+            <w:tcW w:type="dxa" w:w="2880"/>
+          </w:tcPr>
+          <w:p>
+            <w:r/>
+            <w:r>
+              <w:t>VCU · ECU</w:t>
+            </w:r>
+          </w:p>
+        </w:tc>
+      </w:tr>
+    </w:tbl>
+    <w:p>
+      <w:pPr>
+        <w:pStyle w:val="ListBullet"/>
+      </w:pPr>
+      <w:r>
+        <w:t>옵션은 13개(1단계 원문 「15가지 정도」와 비슷), 선택지는 2~5개로 원문 설명과 맞습니다.</w:t>
+      </w:r>
+    </w:p>
+    <w:p>
+      <w:pPr>
+        <w:pStyle w:val="ListBullet"/>
+      </w:pPr>
+      <w:r>
+        <w:t xml:space="preserve">항목·선택지 id 는 1단계와 이어지게 두었습니다(장비 유형 → Machine type 은 </w:t>
+      </w:r>
+      <w:r>
+        <w:rPr>
+          <w:rFonts w:ascii="Consolas" w:hAnsi="Consolas"/>
+        </w:rPr>
+        <w:t>f_equip</w:t>
+      </w:r>
+      <w:r>
+        <w:t xml:space="preserve">, 지역 → Emission regulation 은 </w:t>
+      </w:r>
+      <w:r>
+        <w:rPr>
+          <w:rFonts w:ascii="Consolas" w:hAnsi="Consolas"/>
+        </w:rPr>
+        <w:t>f_region</w:t>
+      </w:r>
+      <w:r>
+        <w:t xml:space="preserve"> 그대로). 선택지 id 로 저장하므로 이름을 고쳐도 기존 레코드가 따라옵니다.</w:t>
+      </w:r>
+    </w:p>
+    <w:p>
+      <w:pPr>
+        <w:pStyle w:val="ListBullet"/>
+      </w:pPr>
+      <w:r>
+        <w:rPr>
+          <w:b/>
+        </w:rPr>
+        <w:t>항목 추가는 그대로 됩니다</w:t>
+      </w:r>
+      <w:r>
+        <w:t>(원래 요구). 카탈로그 화면·Excel 가져오기 「새 옵션 항목으로 추가」 모두 유지.</w:t>
+      </w:r>
+    </w:p>
+    <w:p>
+      <w:pPr>
+        <w:pStyle w:val="ListBullet"/>
+      </w:pPr>
+      <w:r>
+        <w:t xml:space="preserve">분석 기준 「지역별」은 </w:t>
+      </w:r>
+      <w:r>
+        <w:rPr>
+          <w:b/>
+        </w:rPr>
+        <w:t>Emission regulation 별</w:t>
+      </w:r>
+      <w:r>
+        <w:t>로 봅니다. 배출 규제가 시장(한국·EU·북미)을 나타내므로 지역 역할을 한다고 판단했습니다(11.4 확인 1).</w:t>
+      </w:r>
+    </w:p>
+    <w:p>
+      <w:pPr>
+        <w:pStyle w:val="Heading2"/>
+      </w:pPr>
+      <w:r>
+        <w:t>11.3 반영 방식</w:t>
+      </w:r>
+    </w:p>
+    <w:tbl>
+      <w:tblPr>
+        <w:tblStyle w:val="TableGrid"/>
+        <w:tblW w:type="auto" w:w="0"/>
+        <w:tblLook w:firstColumn="1" w:firstRow="1" w:lastColumn="0" w:lastRow="0" w:noHBand="0" w:noVBand="1" w:val="04A0"/>
+      </w:tblPr>
+      <w:tblGrid>
+        <w:gridCol w:w="4320"/>
+        <w:gridCol w:w="4320"/>
+      </w:tblGrid>
+      <w:tr>
+        <w:tc>
+          <w:tcPr>
+            <w:tcW w:type="dxa" w:w="4320"/>
+          </w:tcPr>
+          <w:p>
+            <w:r>
+              <w:rPr>
+                <w:b/>
+              </w:rPr>
+            </w:r>
+            <w:r>
+              <w:rPr>
+                <w:b/>
+              </w:rPr>
+              <w:t>요청·지시</w:t>
+            </w:r>
+          </w:p>
+        </w:tc>
+        <w:tc>
+          <w:tcPr>
+            <w:tcW w:type="dxa" w:w="4320"/>
+          </w:tcPr>
+          <w:p>
+            <w:r>
+              <w:rPr>
+                <w:b/>
+              </w:rPr>
+            </w:r>
+            <w:r>
+              <w:rPr>
+                <w:b/>
+              </w:rPr>
+              <w:t>반영</w:t>
+            </w:r>
+          </w:p>
+        </w:tc>
+      </w:tr>
+      <w:tr>
+        <w:tc>
+          <w:tcPr>
+            <w:tcW w:type="dxa" w:w="4320"/>
+          </w:tcPr>
+          <w:p>
+            <w:r/>
+            <w:r>
+              <w:t>첨부 카탈로그를 도구의 옵션 정의(기본 스키마)에 반영</w:t>
+            </w:r>
+          </w:p>
+        </w:tc>
+        <w:tc>
+          <w:tcPr>
+            <w:tcW w:type="dxa" w:w="4320"/>
+          </w:tcPr>
+          <w:p>
+            <w:r/>
+            <w:r>
+              <w:rPr>
+                <w:rFonts w:ascii="Consolas" w:hAnsi="Consolas"/>
+              </w:rPr>
+              <w:t>defaultCatalog()</w:t>
+            </w:r>
+            <w:r>
+              <w:t xml:space="preserve"> 를 11.2 표로 교체. 테스트가 항목·선택지 이름과 순서를 원문과 대조</w:t>
+            </w:r>
+          </w:p>
+        </w:tc>
+      </w:tr>
+      <w:tr>
+        <w:tc>
+          <w:tcPr>
+            <w:tcW w:type="dxa" w:w="4320"/>
+          </w:tcPr>
+          <w:p>
+            <w:r/>
+            <w:r>
+              <w:t>항목 추가 가능 유지</w:t>
+            </w:r>
+          </w:p>
+        </w:tc>
+        <w:tc>
+          <w:tcPr>
+            <w:tcW w:type="dxa" w:w="4320"/>
+          </w:tcPr>
+          <w:p>
+            <w:r/>
+            <w:r>
+              <w:t>그대로. 테스트 「항목 추가는 여전히 가능 — 14번째 옵션」</w:t>
+            </w:r>
+          </w:p>
+        </w:tc>
+      </w:tr>
+      <w:tr>
+        <w:tc>
+          <w:tcPr>
+            <w:tcW w:type="dxa" w:w="4320"/>
+          </w:tcPr>
+          <w:p>
+            <w:r/>
+            <w:r>
+              <w:t>옵션 간 제약을 규칙으로</w:t>
+            </w:r>
+          </w:p>
+        </w:tc>
+        <w:tc>
+          <w:tcPr>
+            <w:tcW w:type="dxa" w:w="4320"/>
+          </w:tcPr>
+          <w:p>
+            <w:r/>
+            <w:r>
+              <w:rPr>
+                <w:b/>
+              </w:rPr>
+              <w:t>「적용 조건」</w:t>
+            </w:r>
+            <w:r>
+              <w:t xml:space="preserve"> 기능 추가 — 「옵션 X 는 항목 Y 가 이 선택지일 때만 씀」. 카탈로그 화면에서 추가·삭제. 조건에 맞지 않으면 입력 칸이 잠기고, 집계에는 </w:t>
+            </w:r>
+            <w:r>
+              <w:rPr>
+                <w:b/>
+              </w:rPr>
+              <w:t>「(해당 없음)」으로 미입력과 따로</w:t>
+            </w:r>
+            <w:r>
+              <w:t xml:space="preserve"> 세며 최다 선택지 후보에서 뺍니다. 이미 들어간 값이 조건에 어긋나면 </w:t>
+            </w:r>
+            <w:r>
+              <w:rPr>
+                <w:b/>
+              </w:rPr>
+              <w:t>지우지 않고</w:t>
+            </w:r>
+            <w:r>
+              <w:t xml:space="preserve"> 목록에서 알려 줍니다(「해당 레코드만 보기」). 백업·Excel(「적용 조건」 시트)에 함께 담김</w:t>
+            </w:r>
+          </w:p>
+        </w:tc>
+      </w:tr>
+      <w:tr>
+        <w:tc>
+          <w:tcPr>
+            <w:tcW w:type="dxa" w:w="4320"/>
+          </w:tcPr>
+          <w:p>
+            <w:r/>
+            <w:r>
+              <w:t>초기 적용 조건 3개(가정)</w:t>
+            </w:r>
+          </w:p>
+        </w:tc>
+        <w:tc>
+          <w:tcPr>
+            <w:tcW w:type="dxa" w:w="4320"/>
+          </w:tcPr>
+          <w:p>
+            <w:r/>
+            <w:r>
+              <w:t xml:space="preserve">첨부에 제약이 적혀 있지 않아 </w:t>
+            </w:r>
+            <w:r>
+              <w:rPr>
+                <w:b/>
+              </w:rPr>
+              <w:t>엔진 인터페이스 상식으로 둔 가정</w:t>
+            </w:r>
+            <w:r>
+              <w:t>입니다. ① Regeneration demand switch ② Regeneration inhibit switch — ATS type 이 DPF 가 있는 DOC+DPF·DOC_SDPF 일 때만(재생은 DPF 가 있어야 의미가 있음) ③ Parking Brake — Machine type 이 Generator 가 아닐 때만(주행하지 않는 장비). 틀리면 화면에서 지우면 됩니다</w:t>
+            </w:r>
+          </w:p>
+        </w:tc>
+      </w:tr>
+      <w:tr>
+        <w:tc>
+          <w:tcPr>
+            <w:tcW w:type="dxa" w:w="4320"/>
+          </w:tcPr>
+          <w:p>
+            <w:r/>
+            <w:r>
+              <w:t>다빈도 옵션 집계 예시 데이터 재작성</w:t>
+            </w:r>
+          </w:p>
+        </w:tc>
+        <w:tc>
+          <w:tcPr>
+            <w:tcW w:type="dxa" w:w="4320"/>
+          </w:tcPr>
+          <w:p>
+            <w:r/>
+            <w:r>
+              <w:t xml:space="preserve">새 항목 기준 </w:t>
+            </w:r>
+            <w:r>
+              <w:rPr>
+                <w:b/>
+              </w:rPr>
+              <w:t>가상 고객사 8곳 × 12건 = 96건</w:t>
+            </w:r>
+            <w:r>
+              <w:t>. 5개 Machine type·5개 Emission regulation 이 모두 나오고, 규제·장비별로 일부러 치우친 선택(예: EU Stage5 → DOC_SDPF·500kb, Unregulated → Muffler·HW type, Forklift → Hardwire Foot, Generator → ECU control)을 넣어 분석 화면이 차이를 보여 주는지 확인. 적용 조건을 어기는 값은 없음(테스트). 예시 파일(</w:t>
+            </w:r>
+            <w:r>
+              <w:rPr>
+                <w:rFonts w:ascii="Consolas" w:hAnsi="Consolas"/>
+              </w:rPr>
+              <w:t>samples/</w:t>
+            </w:r>
+            <w:r>
+              <w:t>)도 다시 만듦</w:t>
+            </w:r>
+          </w:p>
+        </w:tc>
+      </w:tr>
+      <w:tr>
+        <w:tc>
+          <w:tcPr>
+            <w:tcW w:type="dxa" w:w="4320"/>
+          </w:tcPr>
+          <w:p>
+            <w:r/>
+            <w:r>
+              <w:t>DB 스크립트</w:t>
+            </w:r>
+          </w:p>
+        </w:tc>
+        <w:tc>
+          <w:tcPr>
+            <w:tcW w:type="dxa" w:w="4320"/>
+          </w:tcPr>
+          <w:p>
+            <w:r/>
+            <w:r>
+              <w:rPr>
+                <w:rFonts w:ascii="Consolas" w:hAnsi="Consolas"/>
+              </w:rPr>
+              <w:t>supabase/schema.sql</w:t>
+            </w:r>
+            <w:r>
+              <w:t xml:space="preserve"> 에 </w:t>
+            </w:r>
+            <w:r>
+              <w:rPr>
+                <w:rFonts w:ascii="Consolas" w:hAnsi="Consolas"/>
+              </w:rPr>
+              <w:t>catalog_rule</w:t>
+            </w:r>
+            <w:r>
+              <w:t xml:space="preserve"> 표 추가(RLS·변경 기록·재실행 안전). 로컬 PostgreSQL 에서 이전 판 위에 올리기·재실행·제약·타인 격리 확인</w:t>
+            </w:r>
+          </w:p>
+        </w:tc>
+      </w:tr>
+      <w:tr>
+        <w:tc>
+          <w:tcPr>
+            <w:tcW w:type="dxa" w:w="4320"/>
+          </w:tcPr>
+          <w:p>
+            <w:r/>
+            <w:r>
+              <w:t>이미 쓰던 브라우저</w:t>
+            </w:r>
+          </w:p>
+        </w:tc>
+        <w:tc>
+          <w:tcPr>
+            <w:tcW w:type="dxa" w:w="4320"/>
+          </w:tcPr>
+          <w:p>
+            <w:r/>
+            <w:r>
+              <w:t>저장된 카탈로그는 그대로 둡니다(담당자가 고친 것을 덮어쓰지 않음). 옛 판 카탈로그면 카탈로그 화면 위에 「예시 데이터 불러오기 / 백업 후 모두 지우기로 새 카탈로그」 안내가 나옵니다</w:t>
+            </w:r>
+          </w:p>
+        </w:tc>
+      </w:tr>
+    </w:tbl>
+    <w:p>
+      <w:pPr>
+        <w:pStyle w:val="Heading2"/>
+      </w:pPr>
+      <w:r>
+        <w:t>11.4 남은 확인 사항</w:t>
+      </w:r>
+    </w:p>
+    <w:p>
+      <w:pPr>
+        <w:pStyle w:val="ListNumber"/>
+      </w:pPr>
+      <w:r>
+        <w:rPr>
+          <w:b/>
+        </w:rPr>
+        <w:t>Emission regulation 을 지역 대신 쓰는지</w:t>
+      </w:r>
+      <w:r>
+        <w:t xml:space="preserve"> — 지역(한국·유럽·미국) 항목을 따로 두지 않고 배출 규제로 지역 분석을 대신해도 되는지. 따로 필요하면 기본 정보 항목으로 추가하면 됩니다.</w:t>
+      </w:r>
+    </w:p>
+    <w:p>
+      <w:pPr>
+        <w:pStyle w:val="ListNumber"/>
+      </w:pPr>
+      <w:r>
+        <w:rPr>
+          <w:b/>
+        </w:rPr>
+        <w:t>적용 조건 3개가 맞는지</w:t>
+      </w:r>
+      <w:r>
+        <w:t>(11.3 가정) — 그리고 그 밖에 장비 유형·배출 규제에 따라 쓰지 않는 옵션이 있는지(예: Unregulated 에서 Regeneration 스위치, Generator 의 Accelerator type).</w:t>
+      </w:r>
+    </w:p>
+    <w:p>
+      <w:pPr>
+        <w:pStyle w:val="ListNumber"/>
+      </w:pPr>
+      <w:r>
+        <w:rPr>
+          <w:b/>
+        </w:rPr>
+        <w:t>Oil pressure lamp 의 선택지</w:t>
+      </w:r>
+      <w:r>
+        <w:t xml:space="preserve"> — 다른 램프처럼 CAN · Hardwire 인지.</w:t>
+      </w:r>
+    </w:p>
+    <w:p>
+      <w:pPr>
+        <w:pStyle w:val="ListNumber"/>
+      </w:pPr>
+      <w:r>
+        <w:rPr>
+          <w:b/>
+        </w:rPr>
+        <w:t>「DOC_SDPF」 표기</w:t>
+      </w:r>
+      <w:r>
+        <w:t xml:space="preserve"> — 원문 그대로 두었습니다. 「DOC+SDPF」의 오타라면 카탈로그에서 이름만 고치면 기존 레코드도 함께 바뀝니다.</w:t>
+      </w:r>
+    </w:p>
+    <w:p>
+      <w:pPr>
+        <w:pStyle w:val="ListNumber"/>
+      </w:pPr>
+      <w:r>
+        <w:t>10장 2·3번(기존 정리 엑셀 형태, 레코드 1건의 단위)은 아직 남아 있습니다.</w:t>
+      </w:r>
+    </w:p>
+    <w:p>
+      <w:pPr>
+        <w:pStyle w:val="Heading1"/>
+      </w:pPr>
+      <w:r>
         <w:t>부록. 제출 원문 요약</w:t>
       </w:r>
     </w:p>
@@ -2825,7 +3065,6 @@
         <w:tc>
           <w:tcPr>
             <w:tcW w:type="dxa" w:w="2880"/>
-            <w:shd w:val="clear" w:color="auto" w:fill="E8EEF6"/>
           </w:tcPr>
           <w:p>
             <w:r>
@@ -2835,9 +3074,7 @@
             </w:r>
             <w:r>
               <w:rPr>
-                <w:rFonts w:ascii="맑은 고딕" w:hAnsi="맑은 고딕" w:eastAsia="맑은 고딕"/>
                 <w:b/>
-                <w:sz w:val="19"/>
               </w:rPr>
               <w:t>출처</w:t>
             </w:r>
@@ -2846,7 +3083,6 @@
         <w:tc>
           <w:tcPr>
             <w:tcW w:type="dxa" w:w="2880"/>
-            <w:shd w:val="clear" w:color="auto" w:fill="E8EEF6"/>
           </w:tcPr>
           <w:p>
             <w:r>
@@ -2856,9 +3092,7 @@
             </w:r>
             <w:r>
               <w:rPr>
-                <w:rFonts w:ascii="맑은 고딕" w:hAnsi="맑은 고딕" w:eastAsia="맑은 고딕"/>
                 <w:b/>
-                <w:sz w:val="19"/>
               </w:rPr>
               <w:t>파일·게시물</w:t>
             </w:r>
@@ -2867,7 +3101,6 @@
         <w:tc>
           <w:tcPr>
             <w:tcW w:type="dxa" w:w="2880"/>
-            <w:shd w:val="clear" w:color="auto" w:fill="E8EEF6"/>
           </w:tcPr>
           <w:p>
             <w:r>
@@ -2877,9 +3110,7 @@
             </w:r>
             <w:r>
               <w:rPr>
-                <w:rFonts w:ascii="맑은 고딕" w:hAnsi="맑은 고딕" w:eastAsia="맑은 고딕"/>
                 <w:b/>
-                <w:sz w:val="19"/>
               </w:rPr>
               <w:t>내용</w:t>
             </w:r>
@@ -2894,10 +3125,47 @@
           <w:p>
             <w:r/>
             <w:r>
+              <w:t>패들릿 게시물 2 (2026-09-29T01:36)</w:t>
+            </w:r>
+          </w:p>
+        </w:tc>
+        <w:tc>
+          <w:tcPr>
+            <w:tcW w:type="dxa" w:w="2880"/>
+          </w:tcPr>
+          <w:p>
+            <w:r/>
+            <w:r>
+              <w:t xml:space="preserve">「option 항목을 구체화 하였습니다.」 + 카탈로그 화면 인쇄 PDF — </w:t>
+            </w:r>
+            <w:r>
               <w:rPr>
-                <w:rFonts w:ascii="맑은 고딕" w:hAnsi="맑은 고딕" w:eastAsia="맑은 고딕"/>
-                <w:sz w:val="19"/>
+                <w:rFonts w:ascii="Consolas" w:hAnsi="Consolas"/>
               </w:rPr>
+              <w:t>2026-09-29_패들릿_추가요청.md</w:t>
+            </w:r>
+          </w:p>
+        </w:tc>
+        <w:tc>
+          <w:tcPr>
+            <w:tcW w:type="dxa" w:w="2880"/>
+          </w:tcPr>
+          <w:p>
+            <w:r/>
+            <w:r>
+              <w:t>기본 정보 5개(Machine type·Emission regulation 선택지 포함) + 옵션 13개와 선택지 (11장)</w:t>
+            </w:r>
+          </w:p>
+        </w:tc>
+      </w:tr>
+      <w:tr>
+        <w:tc>
+          <w:tcPr>
+            <w:tcW w:type="dxa" w:w="2880"/>
+          </w:tcPr>
+          <w:p>
+            <w:r/>
+            <w:r>
               <w:t>패들릿 게시물 1 (2026-09-28T08:31)</w:t>
             </w:r>
           </w:p>
@@ -2909,16 +3177,11 @@
           <w:p>
             <w:r/>
             <w:r>
-              <w:rPr>
-                <w:rFonts w:ascii="맑은 고딕" w:hAnsi="맑은 고딕" w:eastAsia="맑은 고딕"/>
-                <w:sz w:val="19"/>
-              </w:rPr>
               <w:t xml:space="preserve">「interface 옵션화」 — </w:t>
             </w:r>
             <w:r>
               <w:rPr>
-                <w:rFonts w:ascii="Consolas" w:hAnsi="Consolas" w:eastAsia="맑은 고딕"/>
-                <w:sz w:val="18"/>
+                <w:rFonts w:ascii="Consolas" w:hAnsi="Consolas"/>
               </w:rPr>
               <w:t>기획_원문.md</w:t>
             </w:r>
@@ -2931,38 +3194,15 @@
           <w:p>
             <w:r/>
             <w:r>
-              <w:rPr>
-                <w:rFonts w:ascii="맑은 고딕" w:hAnsi="맑은 고딕" w:eastAsia="맑은 고딕"/>
-                <w:sz w:val="19"/>
-              </w:rPr>
               <w:t>직무·소속(엔진 개발연구원 / HD 건설기계), 현안(고객사별 option 15가지 정도·선택지 2~5가지 정도를 보안 강화에 맞춰 통합 관리하고 지역·장비 유형별 특성 파악), 보유 데이터(고객사, engine suffix, 장비 유형, 출력, ATS type, CAN SA, Pedal type, starter control type 등 15개 정도 항목, 항목은 추후 임의 추가 필요), 기대 산출물(고객사·지역·장비 타입별 많이 사용하는 옵션 표시)</w:t>
             </w:r>
           </w:p>
         </w:tc>
       </w:tr>
     </w:tbl>
-    <w:p/>
     <w:p>
       <w:r>
-        <w:rPr>
-          <w:rFonts w:ascii="맑은 고딕" w:hAnsi="맑은 고딕" w:eastAsia="맑은 고딕"/>
-          <w:sz w:val="21"/>
-        </w:rPr>
-        <w:t>첨부 파일은 제출되지 않았습니다(</w:t>
-      </w:r>
-      <w:r>
-        <w:rPr>
-          <w:rFonts w:ascii="Consolas" w:hAnsi="Consolas" w:eastAsia="맑은 고딕"/>
-          <w:sz w:val="20"/>
-        </w:rPr>
-        <w:t>attachments.json</w:t>
-      </w:r>
-      <w:r>
-        <w:rPr>
-          <w:rFonts w:ascii="맑은 고딕" w:hAnsi="맑은 고딕" w:eastAsia="맑은 고딕"/>
-          <w:sz w:val="21"/>
-        </w:rPr>
-        <w:t xml:space="preserve"> 비어 있음).</w:t>
+        <w:t>게시물 1에는 첨부가 없었습니다. 게시물 2의 PDF 는 목록으로 옮기고 원본은 리포에 넣지 않았습니다.</w:t>
       </w:r>
     </w:p>
     <w:sectPr>
@@ -3339,8 +3579,8 @@
     <w:qFormat/>
     <w:rsid w:val="00FC693F"/>
     <w:rPr>
-      <w:rFonts w:ascii="맑은 고딕" w:hAnsi="맑은 고딕" w:eastAsia="맑은 고딕"/>
-      <w:sz w:val="21"/>
+      <w:rFonts w:ascii="Malgun Gothic" w:hAnsi="Malgun Gothic" w:eastAsia="Malgun Gothic"/>
+      <w:sz w:val="20"/>
     </w:rPr>
   </w:style>
   <w:style w:type="paragraph" w:styleId="Header">
